--- a/Quanta, Actually - SERIES/QED Course/chapters/Lesson 21 Gamma Matrices.docx
+++ b/Quanta, Actually - SERIES/QED Course/chapters/Lesson 21 Gamma Matrices.docx
@@ -17,7 +17,7 @@
         <w:jc w:val="center"/>
       </w:pPr>
       <w:r>
-        <w:t>Lesson 21 of the Complete Quantum Electrodynamics Course</w:t>
+        <w:t>Lesson 21 of Quantum, Actually, Volume 2: A QED Course</w:t>
       </w:r>
     </w:p>
     <w:p>
@@ -74,7 +74,34 @@
     </w:p>
     <w:p>
       <w:r>
-        <w:t>Lesson 20 introduced the gamma matrices as a means to an end, a device for writing the Dirac equation covariantly. This lesson turns them into objects of study in their own right. Every scattering amplitude computed from Lesson 54 onward will require manipulating products and traces of gamma matrices, often four, six, or more at a time, and doing so efficiently requires a toolkit of identities derived once, here, and reused constantly afterward. None of the identities in this lesson require an explicit matrix representation; all follow from the abstract Clifford algebra {γ^μ,γ^ν}=2g^μν alone, a fact worth appreciating each time it is used.</w:t>
+        <w:t>Lesson 20 introduced the gamma matrices as a means to an end, a device for writing the Dirac equation covariantly. This lesson turns them into objects of study in their own right. Every scattering amplitude computed from Lesson 54 onward will require manipulating products and traces of gamma matrices, often four, six, or more at a time, and doing so efficiently requires a toolkit of identities derived once, here, and reused constantly afterward. None of the identities in this lesson require an explicit matrix representation; all follow from the abstract Clifford algebra {γ</w:t>
+      </w:r>
+      <w:r>
+        <w:rPr>
+          <w:vertAlign w:val="superscript"/>
+        </w:rPr>
+        <w:t>μ</w:t>
+      </w:r>
+      <w:r>
+        <w:t>,γ</w:t>
+      </w:r>
+      <w:r>
+        <w:rPr>
+          <w:vertAlign w:val="superscript"/>
+        </w:rPr>
+        <w:t>ν</w:t>
+      </w:r>
+      <w:r>
+        <w:t>}=2g</w:t>
+      </w:r>
+      <w:r>
+        <w:rPr>
+          <w:vertAlign w:val="superscript"/>
+        </w:rPr>
+        <w:t>μν</w:t>
+      </w:r>
+      <w:r>
+        <w:t xml:space="preserve"> alone, a fact worth appreciating each time it is used.</w:t>
       </w:r>
     </w:p>
     <w:p>
@@ -95,7 +122,25 @@
         <w:pStyle w:val="ListBullet"/>
       </w:pPr>
       <w:r>
-        <w:t>Derive index-contraction identities such as γ_μγ^μ=4 directly from the Clifford algebra.</w:t>
+        <w:t>Derive index-contraction identities such as γ</w:t>
+      </w:r>
+      <w:r>
+        <w:rPr>
+          <w:vertAlign w:val="subscript"/>
+        </w:rPr>
+        <w:t>μ</w:t>
+      </w:r>
+      <w:r>
+        <w:t>γ</w:t>
+      </w:r>
+      <w:r>
+        <w:rPr>
+          <w:vertAlign w:val="superscript"/>
+        </w:rPr>
+        <w:t>μ</w:t>
+      </w:r>
+      <w:r>
+        <w:t>=4 directly from the Clifford algebra.</w:t>
       </w:r>
     </w:p>
     <w:p>
@@ -127,7 +172,16 @@
         <w:pStyle w:val="ListBullet"/>
       </w:pPr>
       <w:r>
-        <w:t>Define γ⁵ and derive its key properties: Hermiticity, γ⁵²=I, and anticommutation with every γ^μ.</w:t>
+        <w:t>Define γ⁵ and derive its key properties: Hermiticity, γ⁵²=I, and anticommutation with every γ</w:t>
+      </w:r>
+      <w:r>
+        <w:rPr>
+          <w:vertAlign w:val="superscript"/>
+        </w:rPr>
+        <w:t>μ</w:t>
+      </w:r>
+      <w:r>
+        <w:t>.</w:t>
       </w:r>
     </w:p>
     <w:p>
@@ -143,7 +197,25 @@
         <w:pStyle w:val="ListBullet"/>
       </w:pPr>
       <w:r>
-        <w:t>Construct the chiral projectors P_L, P_R and explain their role in splitting a Dirac spinor into two Weyl components.</w:t>
+        <w:t>Construct the chiral projectors P</w:t>
+      </w:r>
+      <w:r>
+        <w:rPr>
+          <w:vertAlign w:val="subscript"/>
+        </w:rPr>
+        <w:t>L</w:t>
+      </w:r>
+      <w:r>
+        <w:t>, P</w:t>
+      </w:r>
+      <w:r>
+        <w:rPr>
+          <w:vertAlign w:val="subscript"/>
+        </w:rPr>
+        <w:t>R</w:t>
+      </w:r>
+      <w:r>
+        <w:t xml:space="preserve"> and explain their role in splitting a Dirac spinor into two Weyl components.</w:t>
       </w:r>
     </w:p>
     <w:p>
@@ -235,7 +307,13 @@
           </w:tcPr>
           <w:p>
             <w:r>
-              <w:t>γ^μ</w:t>
+              <w:t>γ</w:t>
+            </w:r>
+            <w:r>
+              <w:rPr>
+                <w:vertAlign w:val="superscript"/>
+              </w:rPr>
+              <w:t>μ</w:t>
             </w:r>
           </w:p>
         </w:tc>
@@ -252,7 +330,34 @@
           </w:tcPr>
           <w:p>
             <w:r>
-              <w:t>Gamma matrices, {γ^μ,γ^ν}=2g^μν I</w:t>
+              <w:t>Gamma matrices, {γ</w:t>
+            </w:r>
+            <w:r>
+              <w:rPr>
+                <w:vertAlign w:val="superscript"/>
+              </w:rPr>
+              <w:t>μ</w:t>
+            </w:r>
+            <w:r>
+              <w:t>,γ</w:t>
+            </w:r>
+            <w:r>
+              <w:rPr>
+                <w:vertAlign w:val="superscript"/>
+              </w:rPr>
+              <w:t>ν</w:t>
+            </w:r>
+            <w:r>
+              <w:t>}=2g</w:t>
+            </w:r>
+            <w:r>
+              <w:rPr>
+                <w:vertAlign w:val="superscript"/>
+              </w:rPr>
+              <w:t>μν</w:t>
+            </w:r>
+            <w:r>
+              <w:t xml:space="preserve"> I</w:t>
             </w:r>
           </w:p>
         </w:tc>
@@ -272,7 +377,22 @@
           </w:tcPr>
           <w:p>
             <w:r>
-              <w:t>a̸ = γ^μa_μ</w:t>
+              <w:t>a̸ = γ</w:t>
+            </w:r>
+            <w:r>
+              <w:rPr>
+                <w:vertAlign w:val="superscript"/>
+              </w:rPr>
+              <w:t>μ</w:t>
+            </w:r>
+            <w:r>
+              <w:t>a</w:t>
+            </w:r>
+            <w:r>
+              <w:rPr>
+                <w:vertAlign w:val="subscript"/>
+              </w:rPr>
+              <w:t>μ</w:t>
             </w:r>
           </w:p>
         </w:tc>
@@ -383,7 +503,22 @@
           </w:tcPr>
           <w:p>
             <w:r>
-              <w:t>P_L, P_R</w:t>
+              <w:t>P</w:t>
+            </w:r>
+            <w:r>
+              <w:rPr>
+                <w:vertAlign w:val="subscript"/>
+              </w:rPr>
+              <w:t>L</w:t>
+            </w:r>
+            <w:r>
+              <w:t>, P</w:t>
+            </w:r>
+            <w:r>
+              <w:rPr>
+                <w:vertAlign w:val="subscript"/>
+              </w:rPr>
+              <w:t>R</w:t>
             </w:r>
           </w:p>
         </w:tc>
@@ -420,7 +555,13 @@
           </w:tcPr>
           <w:p>
             <w:r>
-              <w:t>ε^μνρσ</w:t>
+              <w:t>ε</w:t>
+            </w:r>
+            <w:r>
+              <w:rPr>
+                <w:vertAlign w:val="superscript"/>
+              </w:rPr>
+              <w:t>μνρσ</w:t>
             </w:r>
           </w:p>
         </w:tc>
@@ -480,6 +621,112 @@
         </w:tc>
       </w:tr>
     </w:tbl>
+    <w:tbl>
+      <w:tblPr>
+        <w:tblW w:type="auto" w:w="0"/>
+        <w:jc w:val="center"/>
+        <w:tblLayout w:type="fixed"/>
+        <w:tblLook w:firstColumn="1" w:firstRow="1" w:lastColumn="0" w:lastRow="0" w:noHBand="0" w:noVBand="1" w:val="04A0"/>
+        <w:tblBorders>
+          <w:top w:val="single" w:sz="8" w:color="7FA7CF"/>
+          <w:left w:val="single" w:sz="8" w:color="7FA7CF"/>
+          <w:bottom w:val="single" w:sz="8" w:color="7FA7CF"/>
+          <w:right w:val="single" w:sz="8" w:color="7FA7CF"/>
+        </w:tblBorders>
+      </w:tblPr>
+      <w:tblGrid>
+        <w:gridCol w:w="9392"/>
+      </w:tblGrid>
+      <w:tr>
+        <w:tc>
+          <w:tcPr>
+            <w:tcW w:type="dxa" w:w="9392"/>
+            <w:shd w:fill="F3F7FB"/>
+            <w:tcMar>
+              <w:top w:w="140" w:type="dxa"/>
+              <w:start w:w="140" w:type="dxa"/>
+              <w:bottom w:w="140" w:type="dxa"/>
+              <w:end w:w="140" w:type="dxa"/>
+            </w:tcMar>
+          </w:tcPr>
+          <w:p>
+            <w:r>
+              <w:rPr>
+                <w:b/>
+                <w:color w:val="1F4E78"/>
+              </w:rPr>
+              <w:t>First pass: the result before the derivation</w:t>
+            </w:r>
+          </w:p>
+          <w:p>
+            <w:pPr>
+              <w:spacing w:after="60"/>
+            </w:pPr>
+            <w:r>
+              <w:t>Gamma-matrix algebra reduces to a few identities: γ</w:t>
+            </w:r>
+            <w:r>
+              <w:rPr>
+                <w:vertAlign w:val="subscript"/>
+              </w:rPr>
+              <w:t>μ</w:t>
+            </w:r>
+            <w:r>
+              <w:t>γ</w:t>
+            </w:r>
+            <w:r>
+              <w:rPr>
+                <w:vertAlign w:val="superscript"/>
+              </w:rPr>
+              <w:t>μ</w:t>
+            </w:r>
+            <w:r>
+              <w:t xml:space="preserve"> = 4, traces of odd numbers of γs vanish, Tr[γ</w:t>
+            </w:r>
+            <w:r>
+              <w:rPr>
+                <w:vertAlign w:val="superscript"/>
+              </w:rPr>
+              <w:t>μ</w:t>
+            </w:r>
+            <w:r>
+              <w:t>γ</w:t>
+            </w:r>
+            <w:r>
+              <w:rPr>
+                <w:vertAlign w:val="superscript"/>
+              </w:rPr>
+              <w:t>ν</w:t>
+            </w:r>
+            <w:r>
+              <w:t>] = 4g</w:t>
+            </w:r>
+            <w:r>
+              <w:rPr>
+                <w:vertAlign w:val="superscript"/>
+              </w:rPr>
+              <w:t>μν</w:t>
+            </w:r>
+            <w:r>
+              <w:t>, and the four-γ trace formula.</w:t>
+            </w:r>
+          </w:p>
+          <w:p>
+            <w:pPr>
+              <w:spacing w:after="60"/>
+            </w:pPr>
+            <w:r>
+              <w:t>Every cross section in Lessons 54–58 is a trace evaluated with exactly these rules. This is one of the high-risk topics: keep the identity table at hand.</w:t>
+            </w:r>
+          </w:p>
+        </w:tc>
+      </w:tr>
+    </w:tbl>
+    <w:p>
+      <w:pPr>
+        <w:spacing w:after="80"/>
+      </w:pPr>
+    </w:p>
     <w:p>
       <w:pPr>
         <w:pStyle w:val="Heading2"/>
@@ -498,7 +745,97 @@
     </w:p>
     <w:p>
       <w:r>
-        <w:t>Compute γ_μγ^μ = g_μνγ^νγ^μ. Using the Clifford algebra to write γ^νγ^μ = 2g^νμI − γ^μγ^ν and substituting,</w:t>
+        <w:t>Compute γ</w:t>
+      </w:r>
+      <w:r>
+        <w:rPr>
+          <w:vertAlign w:val="subscript"/>
+        </w:rPr>
+        <w:t>μ</w:t>
+      </w:r>
+      <w:r>
+        <w:t>γ</w:t>
+      </w:r>
+      <w:r>
+        <w:rPr>
+          <w:vertAlign w:val="superscript"/>
+        </w:rPr>
+        <w:t>μ</w:t>
+      </w:r>
+      <w:r>
+        <w:t xml:space="preserve"> = g</w:t>
+      </w:r>
+      <w:r>
+        <w:rPr>
+          <w:vertAlign w:val="subscript"/>
+        </w:rPr>
+        <w:t>μν</w:t>
+      </w:r>
+      <w:r>
+        <w:t>γ</w:t>
+      </w:r>
+      <w:r>
+        <w:rPr>
+          <w:vertAlign w:val="superscript"/>
+        </w:rPr>
+        <w:t>ν</w:t>
+      </w:r>
+      <w:r>
+        <w:t>γ</w:t>
+      </w:r>
+      <w:r>
+        <w:rPr>
+          <w:vertAlign w:val="superscript"/>
+        </w:rPr>
+        <w:t>μ</w:t>
+      </w:r>
+      <w:r>
+        <w:t>. Using the Clifford algebra to write γ</w:t>
+      </w:r>
+      <w:r>
+        <w:rPr>
+          <w:vertAlign w:val="superscript"/>
+        </w:rPr>
+        <w:t>ν</w:t>
+      </w:r>
+      <w:r>
+        <w:t>γ</w:t>
+      </w:r>
+      <w:r>
+        <w:rPr>
+          <w:vertAlign w:val="superscript"/>
+        </w:rPr>
+        <w:t>μ</w:t>
+      </w:r>
+      <w:r>
+        <w:t xml:space="preserve"> = 2g</w:t>
+      </w:r>
+      <w:r>
+        <w:rPr>
+          <w:vertAlign w:val="superscript"/>
+        </w:rPr>
+        <w:t>νμ</w:t>
+      </w:r>
+      <w:r>
+        <w:t>I − γ</w:t>
+      </w:r>
+      <w:r>
+        <w:rPr>
+          <w:vertAlign w:val="superscript"/>
+        </w:rPr>
+        <w:t>μ</w:t>
+      </w:r>
+      <w:r>
+        <w:t>γ</w:t>
+      </w:r>
+      <w:r>
+        <w:rPr>
+          <w:vertAlign w:val="superscript"/>
+        </w:rPr>
+        <w:t>ν</w:t>
+      </w:r>
+      <w:r>
+        <w:t xml:space="preserve"> and substituting,</w:t>
       </w:r>
     </w:p>
     <w:p>
@@ -696,7 +1033,40 @@
     </w:p>
     <w:p>
       <w:r>
-        <w:t>using g_μ^μ=4 (the trace of the identity metric in four spacetime dimensions, Lesson 4). Rearranging, 2γ_μγ^μ=8I, so</w:t>
+        <w:t>using g</w:t>
+      </w:r>
+      <w:r>
+        <w:rPr>
+          <w:vertAlign w:val="subscript"/>
+        </w:rPr>
+        <w:t>μ</w:t>
+      </w:r>
+      <w:r>
+        <w:rPr>
+          <w:vertAlign w:val="superscript"/>
+        </w:rPr>
+        <w:t>μ</w:t>
+      </w:r>
+      <w:r>
+        <w:t>=4 (the trace of the identity metric in four spacetime dimensions, Lesson 4). Rearranging, 2γ</w:t>
+      </w:r>
+      <w:r>
+        <w:rPr>
+          <w:vertAlign w:val="subscript"/>
+        </w:rPr>
+        <w:t>μ</w:t>
+      </w:r>
+      <w:r>
+        <w:t>γ</w:t>
+      </w:r>
+      <w:r>
+        <w:rPr>
+          <w:vertAlign w:val="superscript"/>
+        </w:rPr>
+        <w:t>μ</w:t>
+      </w:r>
+      <w:r>
+        <w:t>=8I, so</w:t>
       </w:r>
     </w:p>
     <w:p>
@@ -763,7 +1133,25 @@
     </w:p>
     <w:p>
       <w:r>
-        <w:t>For any four-vector a, define the slash a̸=γ^μa_μ as in Lesson 20. The Clifford algebra gives directly</w:t>
+        <w:t>For any four-vector a, define the slash a̸=γ</w:t>
+      </w:r>
+      <w:r>
+        <w:rPr>
+          <w:vertAlign w:val="superscript"/>
+        </w:rPr>
+        <w:t>μ</w:t>
+      </w:r>
+      <w:r>
+        <w:t>a</w:t>
+      </w:r>
+      <w:r>
+        <w:rPr>
+          <w:vertAlign w:val="subscript"/>
+        </w:rPr>
+        <w:t>μ</w:t>
+      </w:r>
+      <w:r>
+        <w:t xml:space="preserve"> as in Lesson 20. The Clifford algebra gives directly</w:t>
       </w:r>
     </w:p>
     <w:p>
@@ -1024,7 +1412,220 @@
     </w:p>
     <w:p>
       <w:r>
-        <w:t>Verify γ_μγ^νγ^μ = −2γ^ν, the case a^μ=δ^μ_ν (informally, "a=e_ν") of the identity in Section 1.2. From γ^μa̸=2a^μ−a̸γ^μ with a̸=γ^ν, γ_μγ^νγ^μ is obtained by contracting the free index with g_μρ and setting a=e_ν; direct substitution into the general slash identity, γ_μa̸γ^μ=−2a̸, with a̸=γ^ν, gives γ_μγ^νγ^μ=−2γ^ν immediately.</w:t>
+        <w:t>Verify γ</w:t>
+      </w:r>
+      <w:r>
+        <w:rPr>
+          <w:vertAlign w:val="subscript"/>
+        </w:rPr>
+        <w:t>μ</w:t>
+      </w:r>
+      <w:r>
+        <w:t>γ</w:t>
+      </w:r>
+      <w:r>
+        <w:rPr>
+          <w:vertAlign w:val="superscript"/>
+        </w:rPr>
+        <w:t>ν</w:t>
+      </w:r>
+      <w:r>
+        <w:t>γ</w:t>
+      </w:r>
+      <w:r>
+        <w:rPr>
+          <w:vertAlign w:val="superscript"/>
+        </w:rPr>
+        <w:t>μ</w:t>
+      </w:r>
+      <w:r>
+        <w:t xml:space="preserve"> = −2γ</w:t>
+      </w:r>
+      <w:r>
+        <w:rPr>
+          <w:vertAlign w:val="superscript"/>
+        </w:rPr>
+        <w:t>ν</w:t>
+      </w:r>
+      <w:r>
+        <w:t>, the case a</w:t>
+      </w:r>
+      <w:r>
+        <w:rPr>
+          <w:vertAlign w:val="superscript"/>
+        </w:rPr>
+        <w:t>μ</w:t>
+      </w:r>
+      <w:r>
+        <w:t>=δ</w:t>
+      </w:r>
+      <w:r>
+        <w:rPr>
+          <w:vertAlign w:val="superscript"/>
+        </w:rPr>
+        <w:t>μ</w:t>
+      </w:r>
+      <w:r>
+        <w:rPr>
+          <w:vertAlign w:val="subscript"/>
+        </w:rPr>
+        <w:t>ν</w:t>
+      </w:r>
+      <w:r>
+        <w:t xml:space="preserve"> (informally, "a=e</w:t>
+      </w:r>
+      <w:r>
+        <w:rPr>
+          <w:vertAlign w:val="subscript"/>
+        </w:rPr>
+        <w:t>ν</w:t>
+      </w:r>
+      <w:r>
+        <w:t>") of the identity in Section 1.2. From γ</w:t>
+      </w:r>
+      <w:r>
+        <w:rPr>
+          <w:vertAlign w:val="superscript"/>
+        </w:rPr>
+        <w:t>μ</w:t>
+      </w:r>
+      <w:r>
+        <w:t>a̸=2a</w:t>
+      </w:r>
+      <w:r>
+        <w:rPr>
+          <w:vertAlign w:val="superscript"/>
+        </w:rPr>
+        <w:t>μ</w:t>
+      </w:r>
+      <w:r>
+        <w:t>−a̸γ</w:t>
+      </w:r>
+      <w:r>
+        <w:rPr>
+          <w:vertAlign w:val="superscript"/>
+        </w:rPr>
+        <w:t>μ</w:t>
+      </w:r>
+      <w:r>
+        <w:t xml:space="preserve"> with a̸=γ</w:t>
+      </w:r>
+      <w:r>
+        <w:rPr>
+          <w:vertAlign w:val="superscript"/>
+        </w:rPr>
+        <w:t>ν</w:t>
+      </w:r>
+      <w:r>
+        <w:t>, γ</w:t>
+      </w:r>
+      <w:r>
+        <w:rPr>
+          <w:vertAlign w:val="subscript"/>
+        </w:rPr>
+        <w:t>μ</w:t>
+      </w:r>
+      <w:r>
+        <w:t>γ</w:t>
+      </w:r>
+      <w:r>
+        <w:rPr>
+          <w:vertAlign w:val="superscript"/>
+        </w:rPr>
+        <w:t>ν</w:t>
+      </w:r>
+      <w:r>
+        <w:t>γ</w:t>
+      </w:r>
+      <w:r>
+        <w:rPr>
+          <w:vertAlign w:val="superscript"/>
+        </w:rPr>
+        <w:t>μ</w:t>
+      </w:r>
+      <w:r>
+        <w:t xml:space="preserve"> is obtained by contracting the free index with g</w:t>
+      </w:r>
+      <w:r>
+        <w:rPr>
+          <w:vertAlign w:val="subscript"/>
+        </w:rPr>
+        <w:t>μρ</w:t>
+      </w:r>
+      <w:r>
+        <w:t xml:space="preserve"> and setting a=e</w:t>
+      </w:r>
+      <w:r>
+        <w:rPr>
+          <w:vertAlign w:val="subscript"/>
+        </w:rPr>
+        <w:t>ν</w:t>
+      </w:r>
+      <w:r>
+        <w:t>; direct substitution into the general slash identity, γ</w:t>
+      </w:r>
+      <w:r>
+        <w:rPr>
+          <w:vertAlign w:val="subscript"/>
+        </w:rPr>
+        <w:t>μ</w:t>
+      </w:r>
+      <w:r>
+        <w:t>a̸γ</w:t>
+      </w:r>
+      <w:r>
+        <w:rPr>
+          <w:vertAlign w:val="superscript"/>
+        </w:rPr>
+        <w:t>μ</w:t>
+      </w:r>
+      <w:r>
+        <w:t>=−2a̸, with a̸=γ</w:t>
+      </w:r>
+      <w:r>
+        <w:rPr>
+          <w:vertAlign w:val="superscript"/>
+        </w:rPr>
+        <w:t>ν</w:t>
+      </w:r>
+      <w:r>
+        <w:t>, gives γ</w:t>
+      </w:r>
+      <w:r>
+        <w:rPr>
+          <w:vertAlign w:val="subscript"/>
+        </w:rPr>
+        <w:t>μ</w:t>
+      </w:r>
+      <w:r>
+        <w:t>γ</w:t>
+      </w:r>
+      <w:r>
+        <w:rPr>
+          <w:vertAlign w:val="superscript"/>
+        </w:rPr>
+        <w:t>ν</w:t>
+      </w:r>
+      <w:r>
+        <w:t>γ</w:t>
+      </w:r>
+      <w:r>
+        <w:rPr>
+          <w:vertAlign w:val="superscript"/>
+        </w:rPr>
+        <w:t>μ</w:t>
+      </w:r>
+      <w:r>
+        <w:t>=−2γ</w:t>
+      </w:r>
+      <w:r>
+        <w:rPr>
+          <w:vertAlign w:val="superscript"/>
+        </w:rPr>
+        <w:t>ν</w:t>
+      </w:r>
+      <w:r>
+        <w:t xml:space="preserve"> immediately.</w:t>
       </w:r>
     </w:p>
     <w:p>
@@ -1058,7 +1659,88 @@
     </w:p>
     <w:p>
       <w:r>
-        <w:t>For any odd number of gamma matrices, the trace vanishes. The proof uses γ⁵ (introduced fully in Section 4) and is deferred to Exercise 12; a direct argument for a single gamma matrix uses only the Clifford algebra: γ^μ = γ^μ(γ⁵)² (since γ⁵²=I, shown in Section 4.2) = −γ⁵γ^μγ⁵ (using {γ^μ,γ⁵}=0, also shown in Section 4.2), so Tr[γ^μ] = −Tr[γ⁵γ^μγ⁵] = −Tr[γ⁵γ⁵γ^μ] (cyclicity of trace) = −Tr[γ^μ], forcing Tr[γ^μ]=0. The same trick, inserting (γ⁵)² and using cyclicity plus anticommutation, extends to any odd number of gamma matrices.</w:t>
+        <w:t>For any odd number of gamma matrices, the trace vanishes. The proof uses γ⁵ (introduced fully in Section 4) and is deferred to Exercise 12; a direct argument for a single gamma matrix uses only the Clifford algebra: γ</w:t>
+      </w:r>
+      <w:r>
+        <w:rPr>
+          <w:vertAlign w:val="superscript"/>
+        </w:rPr>
+        <w:t>μ</w:t>
+      </w:r>
+      <w:r>
+        <w:t xml:space="preserve"> = γ</w:t>
+      </w:r>
+      <w:r>
+        <w:rPr>
+          <w:vertAlign w:val="superscript"/>
+        </w:rPr>
+        <w:t>μ</w:t>
+      </w:r>
+      <w:r>
+        <w:t>(γ⁵)² (since γ⁵²=I, shown in Section 4.2) = −γ⁵γ</w:t>
+      </w:r>
+      <w:r>
+        <w:rPr>
+          <w:vertAlign w:val="superscript"/>
+        </w:rPr>
+        <w:t>μ</w:t>
+      </w:r>
+      <w:r>
+        <w:t>γ⁵ (using {γ</w:t>
+      </w:r>
+      <w:r>
+        <w:rPr>
+          <w:vertAlign w:val="superscript"/>
+        </w:rPr>
+        <w:t>μ</w:t>
+      </w:r>
+      <w:r>
+        <w:t>,γ⁵}=0, also shown in Section 4.2), so Tr[γ</w:t>
+      </w:r>
+      <w:r>
+        <w:rPr>
+          <w:vertAlign w:val="superscript"/>
+        </w:rPr>
+        <w:t>μ</w:t>
+      </w:r>
+      <w:r>
+        <w:t>] = −Tr[γ⁵γ</w:t>
+      </w:r>
+      <w:r>
+        <w:rPr>
+          <w:vertAlign w:val="superscript"/>
+        </w:rPr>
+        <w:t>μ</w:t>
+      </w:r>
+      <w:r>
+        <w:t>γ⁵] = −Tr[γ⁵γ⁵γ</w:t>
+      </w:r>
+      <w:r>
+        <w:rPr>
+          <w:vertAlign w:val="superscript"/>
+        </w:rPr>
+        <w:t>μ</w:t>
+      </w:r>
+      <w:r>
+        <w:t>] (cyclicity of trace) = −Tr[γ</w:t>
+      </w:r>
+      <w:r>
+        <w:rPr>
+          <w:vertAlign w:val="superscript"/>
+        </w:rPr>
+        <w:t>μ</w:t>
+      </w:r>
+      <w:r>
+        <w:t>], forcing Tr[γ</w:t>
+      </w:r>
+      <w:r>
+        <w:rPr>
+          <w:vertAlign w:val="superscript"/>
+        </w:rPr>
+        <w:t>μ</w:t>
+      </w:r>
+      <w:r>
+        <w:t>]=0. The same trick, inserting (γ⁵)² and using cyclicity plus anticommutation, extends to any odd number of gamma matrices.</w:t>
       </w:r>
     </w:p>
     <w:p>
@@ -1249,7 +1931,115 @@
     </w:p>
     <w:p>
       <w:r>
-        <w:t>using that Tr[γ^μγ^ν+γ^νγ^μ] = Tr[γ^μγ^ν]+Tr[γ^νγ^μ] = 2Tr[γ^μγ^ν] by cyclicity of the trace, so Tr[γ^μγ^ν] is automatically the symmetric part of the product's trace, directly proportional to the Clifford algebra's right-hand side.</w:t>
+        <w:t>using that Tr[γ</w:t>
+      </w:r>
+      <w:r>
+        <w:rPr>
+          <w:vertAlign w:val="superscript"/>
+        </w:rPr>
+        <w:t>μ</w:t>
+      </w:r>
+      <w:r>
+        <w:t>γ</w:t>
+      </w:r>
+      <w:r>
+        <w:rPr>
+          <w:vertAlign w:val="superscript"/>
+        </w:rPr>
+        <w:t>ν</w:t>
+      </w:r>
+      <w:r>
+        <w:t>+γ</w:t>
+      </w:r>
+      <w:r>
+        <w:rPr>
+          <w:vertAlign w:val="superscript"/>
+        </w:rPr>
+        <w:t>ν</w:t>
+      </w:r>
+      <w:r>
+        <w:t>γ</w:t>
+      </w:r>
+      <w:r>
+        <w:rPr>
+          <w:vertAlign w:val="superscript"/>
+        </w:rPr>
+        <w:t>μ</w:t>
+      </w:r>
+      <w:r>
+        <w:t>] = Tr[γ</w:t>
+      </w:r>
+      <w:r>
+        <w:rPr>
+          <w:vertAlign w:val="superscript"/>
+        </w:rPr>
+        <w:t>μ</w:t>
+      </w:r>
+      <w:r>
+        <w:t>γ</w:t>
+      </w:r>
+      <w:r>
+        <w:rPr>
+          <w:vertAlign w:val="superscript"/>
+        </w:rPr>
+        <w:t>ν</w:t>
+      </w:r>
+      <w:r>
+        <w:t>]+Tr[γ</w:t>
+      </w:r>
+      <w:r>
+        <w:rPr>
+          <w:vertAlign w:val="superscript"/>
+        </w:rPr>
+        <w:t>ν</w:t>
+      </w:r>
+      <w:r>
+        <w:t>γ</w:t>
+      </w:r>
+      <w:r>
+        <w:rPr>
+          <w:vertAlign w:val="superscript"/>
+        </w:rPr>
+        <w:t>μ</w:t>
+      </w:r>
+      <w:r>
+        <w:t>] = 2Tr[γ</w:t>
+      </w:r>
+      <w:r>
+        <w:rPr>
+          <w:vertAlign w:val="superscript"/>
+        </w:rPr>
+        <w:t>μ</w:t>
+      </w:r>
+      <w:r>
+        <w:t>γ</w:t>
+      </w:r>
+      <w:r>
+        <w:rPr>
+          <w:vertAlign w:val="superscript"/>
+        </w:rPr>
+        <w:t>ν</w:t>
+      </w:r>
+      <w:r>
+        <w:t>] by cyclicity of the trace, so Tr[γ</w:t>
+      </w:r>
+      <w:r>
+        <w:rPr>
+          <w:vertAlign w:val="superscript"/>
+        </w:rPr>
+        <w:t>μ</w:t>
+      </w:r>
+      <w:r>
+        <w:t>γ</w:t>
+      </w:r>
+      <w:r>
+        <w:rPr>
+          <w:vertAlign w:val="superscript"/>
+        </w:rPr>
+        <w:t>ν</w:t>
+      </w:r>
+      <w:r>
+        <w:t>] is automatically the symmetric part of the product's trace, directly proportional to the Clifford algebra's right-hand side.</w:t>
       </w:r>
     </w:p>
     <w:p>
@@ -1263,7 +2053,70 @@
     </w:p>
     <w:p>
       <w:r>
-        <w:t>Compute Tr[a̸b̸] for two four-vectors a, b. Tr[a̸b̸] = a_μb_νTr[γ^μγ^ν] = a_μb_ν(4g^μν) = 4a·b, using Section 2.3 and the definition of the scalar product from Lesson 4. This single identity, Tr[a̸b̸]=4a·b, is used repeatedly in cross-section calculations from Lesson 54 onward, wherever a trace of two slashed momenta appears.</w:t>
+        <w:t>Compute Tr[a̸b̸] for two four-vectors a, b. Tr[a̸b̸] = a</w:t>
+      </w:r>
+      <w:r>
+        <w:rPr>
+          <w:vertAlign w:val="subscript"/>
+        </w:rPr>
+        <w:t>μ</w:t>
+      </w:r>
+      <w:r>
+        <w:t>b</w:t>
+      </w:r>
+      <w:r>
+        <w:rPr>
+          <w:vertAlign w:val="subscript"/>
+        </w:rPr>
+        <w:t>ν</w:t>
+      </w:r>
+      <w:r>
+        <w:t>Tr[γ</w:t>
+      </w:r>
+      <w:r>
+        <w:rPr>
+          <w:vertAlign w:val="superscript"/>
+        </w:rPr>
+        <w:t>μ</w:t>
+      </w:r>
+      <w:r>
+        <w:t>γ</w:t>
+      </w:r>
+      <w:r>
+        <w:rPr>
+          <w:vertAlign w:val="superscript"/>
+        </w:rPr>
+        <w:t>ν</w:t>
+      </w:r>
+      <w:r>
+        <w:t>] = a</w:t>
+      </w:r>
+      <w:r>
+        <w:rPr>
+          <w:vertAlign w:val="subscript"/>
+        </w:rPr>
+        <w:t>μ</w:t>
+      </w:r>
+      <w:r>
+        <w:t>b</w:t>
+      </w:r>
+      <w:r>
+        <w:rPr>
+          <w:vertAlign w:val="subscript"/>
+        </w:rPr>
+        <w:t>ν</w:t>
+      </w:r>
+      <w:r>
+        <w:t>(4g</w:t>
+      </w:r>
+      <w:r>
+        <w:rPr>
+          <w:vertAlign w:val="superscript"/>
+        </w:rPr>
+        <w:t>μν</w:t>
+      </w:r>
+      <w:r>
+        <w:t>) = 4a·b, using Section 2.3 and the definition of the scalar product from Lesson 4. This single identity, Tr[a̸b̸]=4a·b, is used repeatedly in cross-section calculations from Lesson 54 onward, wherever a trace of two slashed momenta appears.</w:t>
       </w:r>
     </w:p>
     <w:p>
@@ -1276,7 +2129,16 @@
     </w:p>
     <w:p>
       <w:r>
-        <w:t>Using the Clifford algebra repeatedly to move the last γ^σ past the preceding three, then cyclicity of the trace, gives (the derivation is carried out step by step in Exercise 6)</w:t>
+        <w:t>Using the Clifford algebra repeatedly to move the last γ</w:t>
+      </w:r>
+      <w:r>
+        <w:rPr>
+          <w:vertAlign w:val="superscript"/>
+        </w:rPr>
+        <w:t>σ</w:t>
+      </w:r>
+      <w:r>
+        <w:t xml:space="preserve"> past the preceding three, then cyclicity of the trace, gives (the derivation is carried out step by step in Exercise 6)</w:t>
       </w:r>
     </w:p>
     <w:p>
@@ -1480,7 +2342,16 @@
     </w:p>
     <w:p>
       <w:r>
-        <w:t>Traces involving γ⁵ typically produce the Levi Civita symbol ε^μνρσ of Lesson 4, rather than combinations of the metric alone. The general four-gamma trace with γ⁵ inserted is</w:t>
+        <w:t>Traces involving γ⁵ typically produce the Levi Civita symbol ε</w:t>
+      </w:r>
+      <w:r>
+        <w:rPr>
+          <w:vertAlign w:val="superscript"/>
+        </w:rPr>
+        <w:t>μνρσ</w:t>
+      </w:r>
+      <w:r>
+        <w:t xml:space="preserve"> of Lesson 4, rather than combinations of the metric alone. The general four-gamma trace with γ⁵ inserted is</w:t>
       </w:r>
     </w:p>
     <w:p>
@@ -1610,7 +2481,52 @@
     </w:p>
     <w:p>
       <w:r>
-        <w:t>State why Tr[γ⁵γ^μ]=0 and Tr[γ⁵γ^μγ^ν]=0 without computing either explicitly. A trace with γ⁵ and one free vector index μ would have to be proportional to some vector built from nothing but the metric and ε (since no external vectors are given), but no such single-index object with the correct behavior under parity (γ⁵ is a parity-odd combination, foreshadowing Lesson 22) can be built from ε^μνρσ alone with only one free index; the same absence of enough indices to saturate the four slots of ε^μνρσ rules out the two-index case as well. Both vanish by this index-counting argument, consistent with the general pattern that a nonzero γ⁵ trace needs at least four gamma matrices to supply enough indices for ε.</w:t>
+        <w:t>State why Tr[γ⁵γ</w:t>
+      </w:r>
+      <w:r>
+        <w:rPr>
+          <w:vertAlign w:val="superscript"/>
+        </w:rPr>
+        <w:t>μ</w:t>
+      </w:r>
+      <w:r>
+        <w:t>]=0 and Tr[γ⁵γ</w:t>
+      </w:r>
+      <w:r>
+        <w:rPr>
+          <w:vertAlign w:val="superscript"/>
+        </w:rPr>
+        <w:t>μ</w:t>
+      </w:r>
+      <w:r>
+        <w:t>γ</w:t>
+      </w:r>
+      <w:r>
+        <w:rPr>
+          <w:vertAlign w:val="superscript"/>
+        </w:rPr>
+        <w:t>ν</w:t>
+      </w:r>
+      <w:r>
+        <w:t>]=0 without computing either explicitly. A trace with γ⁵ and one free vector index μ would have to be proportional to some vector built from nothing but the metric and ε (since no external vectors are given), but no such single-index object with the correct behavior under parity (γ⁵ is a parity-odd combination, foreshadowing Lesson 22) can be built from ε</w:t>
+      </w:r>
+      <w:r>
+        <w:rPr>
+          <w:vertAlign w:val="superscript"/>
+        </w:rPr>
+        <w:t>μνρσ</w:t>
+      </w:r>
+      <w:r>
+        <w:t xml:space="preserve"> alone with only one free index; the same absence of enough indices to saturate the four slots of ε</w:t>
+      </w:r>
+      <w:r>
+        <w:rPr>
+          <w:vertAlign w:val="superscript"/>
+        </w:rPr>
+        <w:t>μνρσ</w:t>
+      </w:r>
+      <w:r>
+        <w:t xml:space="preserve"> rules out the two-index case as well. Both vanish by this index-counting argument, consistent with the general pattern that a nonzero γ⁵ trace needs at least four gamma matrices to supply enough indices for ε.</w:t>
       </w:r>
     </w:p>
     <w:p>
@@ -1825,7 +2741,43 @@
     </w:p>
     <w:p>
       <w:r>
-        <w:t>The first follows from repeatedly anticommuting the four distinct gamma matrices past each other to bring γ⁰γ¹γ²γ³γ⁰γ¹γ²γ³ into a form where each γ^μ meets its own square (Exercise 9 works through the sign-counting explicitly); the second follows because γ⁵ contains each of the four gamma matrices exactly once, so moving any single γ^μ through the product γ⁰γ¹γ²γ³ requires exactly three transpositions past the other three distinct gamma matrices (each contributing a factor of −1, since distinct gamma matrices anticommute), giving an overall sign of (−1)³=−1, hence γ^μγ⁵=−γ⁵γ^μ.</w:t>
+        <w:t>The first follows from repeatedly anticommuting the four distinct gamma matrices past each other to bring γ⁰γ¹γ²γ³γ⁰γ¹γ²γ³ into a form where each γ</w:t>
+      </w:r>
+      <w:r>
+        <w:rPr>
+          <w:vertAlign w:val="superscript"/>
+        </w:rPr>
+        <w:t>μ</w:t>
+      </w:r>
+      <w:r>
+        <w:t xml:space="preserve"> meets its own square (Exercise 9 works through the sign-counting explicitly); the second follows because γ⁵ contains each of the four gamma matrices exactly once, so moving any single γ</w:t>
+      </w:r>
+      <w:r>
+        <w:rPr>
+          <w:vertAlign w:val="superscript"/>
+        </w:rPr>
+        <w:t>μ</w:t>
+      </w:r>
+      <w:r>
+        <w:t xml:space="preserve"> through the product γ⁰γ¹γ²γ³ requires exactly three transpositions past the other three distinct gamma matrices (each contributing a factor of −1, since distinct gamma matrices anticommute), giving an overall sign of (−1)³=−1, hence γ</w:t>
+      </w:r>
+      <w:r>
+        <w:rPr>
+          <w:vertAlign w:val="superscript"/>
+        </w:rPr>
+        <w:t>μ</w:t>
+      </w:r>
+      <w:r>
+        <w:t>γ⁵=−γ⁵γ</w:t>
+      </w:r>
+      <w:r>
+        <w:rPr>
+          <w:vertAlign w:val="superscript"/>
+        </w:rPr>
+        <w:t>μ</w:t>
+      </w:r>
+      <w:r>
+        <w:t>.</w:t>
       </w:r>
     </w:p>
     <w:p>
@@ -1954,7 +2906,145 @@
     </w:p>
     <w:p>
       <w:r>
-        <w:t>Direct computation using (γ⁵)²=I confirms P_L²=P_L, P_R²=P_R (each is a projector, in the sense of Lesson 1, Section 6.4), P_LP_R=P_RP_L=0 (they project onto orthogonal subspaces), and P_L+P_R=I (they resolve the identity). A Dirac spinor ψ splits as ψ=P_Lψ+P_Rψ = ψ_L+ψ_R, where ψ_L and ψ_R are the left- and right-handed (chiral) components, each a genuine two-component object once expressed in the Weyl representation mentioned in Lesson 20, Section 2.1, and used again in Lesson 23.</w:t>
+        <w:t>Direct computation using (γ⁵)²=I confirms P</w:t>
+      </w:r>
+      <w:r>
+        <w:rPr>
+          <w:vertAlign w:val="subscript"/>
+        </w:rPr>
+        <w:t>L</w:t>
+      </w:r>
+      <w:r>
+        <w:t>²=P</w:t>
+      </w:r>
+      <w:r>
+        <w:rPr>
+          <w:vertAlign w:val="subscript"/>
+        </w:rPr>
+        <w:t>L</w:t>
+      </w:r>
+      <w:r>
+        <w:t>, P</w:t>
+      </w:r>
+      <w:r>
+        <w:rPr>
+          <w:vertAlign w:val="subscript"/>
+        </w:rPr>
+        <w:t>R</w:t>
+      </w:r>
+      <w:r>
+        <w:t>²=P</w:t>
+      </w:r>
+      <w:r>
+        <w:rPr>
+          <w:vertAlign w:val="subscript"/>
+        </w:rPr>
+        <w:t>R</w:t>
+      </w:r>
+      <w:r>
+        <w:t xml:space="preserve"> (each is a projector, in the sense of Lesson 1, Section 6.4), P</w:t>
+      </w:r>
+      <w:r>
+        <w:rPr>
+          <w:vertAlign w:val="subscript"/>
+        </w:rPr>
+        <w:t>LP</w:t>
+      </w:r>
+      <w:r>
+        <w:rPr>
+          <w:vertAlign w:val="subscript"/>
+        </w:rPr>
+        <w:t>R</w:t>
+      </w:r>
+      <w:r>
+        <w:t>=P</w:t>
+      </w:r>
+      <w:r>
+        <w:rPr>
+          <w:vertAlign w:val="subscript"/>
+        </w:rPr>
+        <w:t>RP</w:t>
+      </w:r>
+      <w:r>
+        <w:rPr>
+          <w:vertAlign w:val="subscript"/>
+        </w:rPr>
+        <w:t>L</w:t>
+      </w:r>
+      <w:r>
+        <w:t>=0 (they project onto orthogonal subspaces), and P</w:t>
+      </w:r>
+      <w:r>
+        <w:rPr>
+          <w:vertAlign w:val="subscript"/>
+        </w:rPr>
+        <w:t>L</w:t>
+      </w:r>
+      <w:r>
+        <w:t>+P</w:t>
+      </w:r>
+      <w:r>
+        <w:rPr>
+          <w:vertAlign w:val="subscript"/>
+        </w:rPr>
+        <w:t>R</w:t>
+      </w:r>
+      <w:r>
+        <w:t>=I (they resolve the identity). A Dirac spinor ψ splits as ψ=P</w:t>
+      </w:r>
+      <w:r>
+        <w:rPr>
+          <w:vertAlign w:val="subscript"/>
+        </w:rPr>
+        <w:t>L</w:t>
+      </w:r>
+      <w:r>
+        <w:t>ψ+P</w:t>
+      </w:r>
+      <w:r>
+        <w:rPr>
+          <w:vertAlign w:val="subscript"/>
+        </w:rPr>
+        <w:t>R</w:t>
+      </w:r>
+      <w:r>
+        <w:t>ψ = ψ</w:t>
+      </w:r>
+      <w:r>
+        <w:rPr>
+          <w:vertAlign w:val="subscript"/>
+        </w:rPr>
+        <w:t>L</w:t>
+      </w:r>
+      <w:r>
+        <w:t>+ψ</w:t>
+      </w:r>
+      <w:r>
+        <w:rPr>
+          <w:vertAlign w:val="subscript"/>
+        </w:rPr>
+        <w:t>R</w:t>
+      </w:r>
+      <w:r>
+        <w:t>, where ψ</w:t>
+      </w:r>
+      <w:r>
+        <w:rPr>
+          <w:vertAlign w:val="subscript"/>
+        </w:rPr>
+        <w:t>L</w:t>
+      </w:r>
+      <w:r>
+        <w:t xml:space="preserve"> and ψ</w:t>
+      </w:r>
+      <w:r>
+        <w:rPr>
+          <w:vertAlign w:val="subscript"/>
+        </w:rPr>
+        <w:t>R</w:t>
+      </w:r>
+      <w:r>
+        <w:t xml:space="preserve"> are the left- and right-handed (chiral) components, each a genuine two-component object once expressed in the Weyl representation mentioned in Lesson 20, Section 2.1, and used again in Lesson 23.</w:t>
       </w:r>
     </w:p>
     <w:p>
@@ -1968,7 +3058,43 @@
     </w:p>
     <w:p>
       <w:r>
-        <w:t>Verify P_L²=P_L. P_L² = [(1−γ⁵)/2]² = (1−2γ⁵+(γ⁵)²)/4 = (1−2γ⁵+1)/4 = (2−2γ⁵)/4 = (1−γ⁵)/2 = P_L, using (γ⁵)²=I from Section 4.2.</w:t>
+        <w:t>Verify P</w:t>
+      </w:r>
+      <w:r>
+        <w:rPr>
+          <w:vertAlign w:val="subscript"/>
+        </w:rPr>
+        <w:t>L</w:t>
+      </w:r>
+      <w:r>
+        <w:t>²=P</w:t>
+      </w:r>
+      <w:r>
+        <w:rPr>
+          <w:vertAlign w:val="subscript"/>
+        </w:rPr>
+        <w:t>L</w:t>
+      </w:r>
+      <w:r>
+        <w:t>. P</w:t>
+      </w:r>
+      <w:r>
+        <w:rPr>
+          <w:vertAlign w:val="subscript"/>
+        </w:rPr>
+        <w:t>L</w:t>
+      </w:r>
+      <w:r>
+        <w:t>² = [(1−γ⁵)/2]² = (1−2γ⁵+(γ⁵)²)/4 = (1−2γ⁵+1)/4 = (2−2γ⁵)/4 = (1−γ⁵)/2 = P</w:t>
+      </w:r>
+      <w:r>
+        <w:rPr>
+          <w:vertAlign w:val="subscript"/>
+        </w:rPr>
+        <w:t>L</w:t>
+      </w:r>
+      <w:r>
+        <w:t>, using (γ⁵)²=I from Section 4.2.</w:t>
       </w:r>
     </w:p>
     <w:p>
@@ -1989,7 +3115,25 @@
     </w:p>
     <w:p>
       <w:r>
-        <w:t>To illustrate the identities of this lesson in combination, consider a trace of the form needed in Lesson 54's electron-muon scattering amplitude, Tr[(p̸₁+m)γ^μ(p̸₂+m)γ^ν], with m the particle's mass and p₁,p₂ two of its four-momenta.</w:t>
+        <w:t>To illustrate the identities of this lesson in combination, consider a trace of the form needed in Lesson 54's electron-muon scattering amplitude, Tr[(p̸₁+m)γ</w:t>
+      </w:r>
+      <w:r>
+        <w:rPr>
+          <w:vertAlign w:val="superscript"/>
+        </w:rPr>
+        <w:t>μ</w:t>
+      </w:r>
+      <w:r>
+        <w:t>(p̸₂+m)γ</w:t>
+      </w:r>
+      <w:r>
+        <w:rPr>
+          <w:vertAlign w:val="superscript"/>
+        </w:rPr>
+        <w:t>ν</w:t>
+      </w:r>
+      <w:r>
+        <w:t>], with m the particle's mass and p₁,p₂ two of its four-momenta.</w:t>
       </w:r>
     </w:p>
     <w:p>
@@ -2737,7 +3881,79 @@
     </w:p>
     <w:p>
       <w:r>
-        <w:t>Verify the sign and grouping in Section 5.2's final line by matching each term of Worked example 3's formula, Tr[a̸b̸c̸d̸]=4[(a·b)(c·d)−(a·c)(b·d)+(a·d)(b·c)], to a=p₁, b=γ^μ's vector index, c=p₂, d=γ^ν's vector index treated formally. With the indices tracked as p₁^μp₂^ν (from the a·d, b·c term pairing μ directly with p₁ and ν with p₂) minus g^μν(p₁·p₂) (from the a·c term) plus p₁^νp₂^μ (from the remaining pairing), the result matches Section 5.2 exactly once the m²g^μν term from Worked example 2 is added back in.</w:t>
+        <w:t>Verify the sign and grouping in Section 5.2's final line by matching each term of Worked example 3's formula, Tr[a̸b̸c̸d̸]=4[(a·b)(c·d)−(a·c)(b·d)+(a·d)(b·c)], to a=p₁, b=γ</w:t>
+      </w:r>
+      <w:r>
+        <w:rPr>
+          <w:vertAlign w:val="superscript"/>
+        </w:rPr>
+        <w:t>μ</w:t>
+      </w:r>
+      <w:r>
+        <w:t>'s vector index, c=p₂, d=γ</w:t>
+      </w:r>
+      <w:r>
+        <w:rPr>
+          <w:vertAlign w:val="superscript"/>
+        </w:rPr>
+        <w:t>ν</w:t>
+      </w:r>
+      <w:r>
+        <w:t>'s vector index treated formally. With the indices tracked as p₁</w:t>
+      </w:r>
+      <w:r>
+        <w:rPr>
+          <w:vertAlign w:val="superscript"/>
+        </w:rPr>
+        <w:t>μ</w:t>
+      </w:r>
+      <w:r>
+        <w:t>p₂</w:t>
+      </w:r>
+      <w:r>
+        <w:rPr>
+          <w:vertAlign w:val="superscript"/>
+        </w:rPr>
+        <w:t>ν</w:t>
+      </w:r>
+      <w:r>
+        <w:t xml:space="preserve"> (from the a·d, b·c term pairing μ directly with p₁ and ν with p₂) minus g</w:t>
+      </w:r>
+      <w:r>
+        <w:rPr>
+          <w:vertAlign w:val="superscript"/>
+        </w:rPr>
+        <w:t>μν</w:t>
+      </w:r>
+      <w:r>
+        <w:t>(p₁·p₂) (from the a·c term) plus p₁</w:t>
+      </w:r>
+      <w:r>
+        <w:rPr>
+          <w:vertAlign w:val="superscript"/>
+        </w:rPr>
+        <w:t>ν</w:t>
+      </w:r>
+      <w:r>
+        <w:t>p₂</w:t>
+      </w:r>
+      <w:r>
+        <w:rPr>
+          <w:vertAlign w:val="superscript"/>
+        </w:rPr>
+        <w:t>μ</w:t>
+      </w:r>
+      <w:r>
+        <w:t xml:space="preserve"> (from the remaining pairing), the result matches Section 5.2 exactly once the m²g</w:t>
+      </w:r>
+      <w:r>
+        <w:rPr>
+          <w:vertAlign w:val="superscript"/>
+        </w:rPr>
+        <w:t>μν</w:t>
+      </w:r>
+      <w:r>
+        <w:t xml:space="preserve"> term from Worked example 2 is added back in.</w:t>
       </w:r>
     </w:p>
     <w:p>
@@ -2821,7 +4037,25 @@
           </w:tcPr>
           <w:p>
             <w:r>
-              <w:t>γ_μγ^μ=4</w:t>
+              <w:t>γ</w:t>
+            </w:r>
+            <w:r>
+              <w:rPr>
+                <w:vertAlign w:val="subscript"/>
+              </w:rPr>
+              <w:t>μ</w:t>
+            </w:r>
+            <w:r>
+              <w:t>γ</w:t>
+            </w:r>
+            <w:r>
+              <w:rPr>
+                <w:vertAlign w:val="superscript"/>
+              </w:rPr>
+              <w:t>μ</w:t>
+            </w:r>
+            <w:r>
+              <w:t>=4</w:t>
             </w:r>
           </w:p>
         </w:tc>
@@ -2858,7 +4092,34 @@
           </w:tcPr>
           <w:p>
             <w:r>
-              <w:t>a̸ moving past γ^μ, γ_μa̸γ^μ=−2a̸</w:t>
+              <w:t>a̸ moving past γ</w:t>
+            </w:r>
+            <w:r>
+              <w:rPr>
+                <w:vertAlign w:val="superscript"/>
+              </w:rPr>
+              <w:t>μ</w:t>
+            </w:r>
+            <w:r>
+              <w:t>, γ</w:t>
+            </w:r>
+            <w:r>
+              <w:rPr>
+                <w:vertAlign w:val="subscript"/>
+              </w:rPr>
+              <w:t>μ</w:t>
+            </w:r>
+            <w:r>
+              <w:t>a̸γ</w:t>
+            </w:r>
+            <w:r>
+              <w:rPr>
+                <w:vertAlign w:val="superscript"/>
+              </w:rPr>
+              <w:t>μ</w:t>
+            </w:r>
+            <w:r>
+              <w:t>=−2a̸</w:t>
             </w:r>
           </w:p>
         </w:tc>
@@ -3006,7 +4267,22 @@
           </w:tcPr>
           <w:p>
             <w:r>
-              <w:t>γ⁵ and chiral projectors P_L, P_R</w:t>
+              <w:t>γ⁵ and chiral projectors P</w:t>
+            </w:r>
+            <w:r>
+              <w:rPr>
+                <w:vertAlign w:val="subscript"/>
+              </w:rPr>
+              <w:t>L</w:t>
+            </w:r>
+            <w:r>
+              <w:t>, P</w:t>
+            </w:r>
+            <w:r>
+              <w:rPr>
+                <w:vertAlign w:val="subscript"/>
+              </w:rPr>
+              <w:t>R</w:t>
             </w:r>
           </w:p>
         </w:tc>
@@ -3043,7 +4319,13 @@
           </w:tcPr>
           <w:p>
             <w:r>
-              <w:t>Trace identities with γ⁵ and ε^μνρσ</w:t>
+              <w:t>Trace identities with γ⁵ and ε</w:t>
+            </w:r>
+            <w:r>
+              <w:rPr>
+                <w:vertAlign w:val="superscript"/>
+              </w:rPr>
+              <w:t>μνρσ</w:t>
             </w:r>
           </w:p>
         </w:tc>
@@ -3068,7 +4350,16 @@
     </w:tbl>
     <w:p>
       <w:r>
-        <w:t>Every one of Lesson 55 through Lesson 58's cross-section calculations begins with a trace of this kind, built from combinations of (p̸+m) factors (from the numerator of the propagator, Lesson 47) sandwiched between vertex factors γ^μ. Fluency with Sections 2 and 5 of this lesson is, in a very direct sense, fluency with the single most repeated calculational step in the entire second half of the course.</w:t>
+        <w:t>Every one of Lesson 55 through Lesson 58's cross-section calculations begins with a trace of this kind, built from combinations of (p̸+m) factors (from the numerator of the propagator, Lesson 47) sandwiched between vertex factors γ</w:t>
+      </w:r>
+      <w:r>
+        <w:rPr>
+          <w:vertAlign w:val="superscript"/>
+        </w:rPr>
+        <w:t>μ</w:t>
+      </w:r>
+      <w:r>
+        <w:t>. Fluency with Sections 2 and 5 of this lesson is, in a very direct sense, fluency with the single most repeated calculational step in the entire second half of the course.</w:t>
       </w:r>
     </w:p>
     <w:p>
@@ -3088,7 +4379,43 @@
         </w:numPr>
       </w:pPr>
       <w:r>
-        <w:t>γ_μγ^μ=4 and γ_μa̸γ^μ=−2a̸ follow from the Clifford algebra alone, independent of any explicit representation.</w:t>
+        <w:t>γ</w:t>
+      </w:r>
+      <w:r>
+        <w:rPr>
+          <w:vertAlign w:val="subscript"/>
+        </w:rPr>
+        <w:t>μ</w:t>
+      </w:r>
+      <w:r>
+        <w:t>γ</w:t>
+      </w:r>
+      <w:r>
+        <w:rPr>
+          <w:vertAlign w:val="superscript"/>
+        </w:rPr>
+        <w:t>μ</w:t>
+      </w:r>
+      <w:r>
+        <w:t>=4 and γ</w:t>
+      </w:r>
+      <w:r>
+        <w:rPr>
+          <w:vertAlign w:val="subscript"/>
+        </w:rPr>
+        <w:t>μ</w:t>
+      </w:r>
+      <w:r>
+        <w:t>a̸γ</w:t>
+      </w:r>
+      <w:r>
+        <w:rPr>
+          <w:vertAlign w:val="superscript"/>
+        </w:rPr>
+        <w:t>μ</w:t>
+      </w:r>
+      <w:r>
+        <w:t>=−2a̸ follow from the Clifford algebra alone, independent of any explicit representation.</w:t>
       </w:r>
     </w:p>
     <w:p>
@@ -3112,7 +4439,34 @@
         </w:numPr>
       </w:pPr>
       <w:r>
-        <w:t>Tr[γ^μγ^ν]=4g^μν and Tr[a̸b̸]=4a·b are the simplest nontrivial trace identities.</w:t>
+        <w:t>Tr[γ</w:t>
+      </w:r>
+      <w:r>
+        <w:rPr>
+          <w:vertAlign w:val="superscript"/>
+        </w:rPr>
+        <w:t>μ</w:t>
+      </w:r>
+      <w:r>
+        <w:t>γ</w:t>
+      </w:r>
+      <w:r>
+        <w:rPr>
+          <w:vertAlign w:val="superscript"/>
+        </w:rPr>
+        <w:t>ν</w:t>
+      </w:r>
+      <w:r>
+        <w:t>]=4g</w:t>
+      </w:r>
+      <w:r>
+        <w:rPr>
+          <w:vertAlign w:val="superscript"/>
+        </w:rPr>
+        <w:t>μν</w:t>
+      </w:r>
+      <w:r>
+        <w:t xml:space="preserve"> and Tr[a̸b̸]=4a·b are the simplest nontrivial trace identities.</w:t>
       </w:r>
     </w:p>
     <w:p>
@@ -3124,7 +4478,97 @@
         </w:numPr>
       </w:pPr>
       <w:r>
-        <w:t>Tr[γ^μγ^νγ^ργ^σ]=4(g^μνg^ρσ−g^μρg^νσ+g^μσg^νρ) is the four-gamma trace identity used throughout cross-section calculations.</w:t>
+        <w:t>Tr[γ</w:t>
+      </w:r>
+      <w:r>
+        <w:rPr>
+          <w:vertAlign w:val="superscript"/>
+        </w:rPr>
+        <w:t>μ</w:t>
+      </w:r>
+      <w:r>
+        <w:t>γ</w:t>
+      </w:r>
+      <w:r>
+        <w:rPr>
+          <w:vertAlign w:val="superscript"/>
+        </w:rPr>
+        <w:t>ν</w:t>
+      </w:r>
+      <w:r>
+        <w:t>γ</w:t>
+      </w:r>
+      <w:r>
+        <w:rPr>
+          <w:vertAlign w:val="superscript"/>
+        </w:rPr>
+        <w:t>ρ</w:t>
+      </w:r>
+      <w:r>
+        <w:t>γ</w:t>
+      </w:r>
+      <w:r>
+        <w:rPr>
+          <w:vertAlign w:val="superscript"/>
+        </w:rPr>
+        <w:t>σ</w:t>
+      </w:r>
+      <w:r>
+        <w:t>]=4(g</w:t>
+      </w:r>
+      <w:r>
+        <w:rPr>
+          <w:vertAlign w:val="superscript"/>
+        </w:rPr>
+        <w:t>μν</w:t>
+      </w:r>
+      <w:r>
+        <w:t>g</w:t>
+      </w:r>
+      <w:r>
+        <w:rPr>
+          <w:vertAlign w:val="superscript"/>
+        </w:rPr>
+        <w:t>ρσ</w:t>
+      </w:r>
+      <w:r>
+        <w:t>−g</w:t>
+      </w:r>
+      <w:r>
+        <w:rPr>
+          <w:vertAlign w:val="superscript"/>
+        </w:rPr>
+        <w:t>μρ</w:t>
+      </w:r>
+      <w:r>
+        <w:t>g</w:t>
+      </w:r>
+      <w:r>
+        <w:rPr>
+          <w:vertAlign w:val="superscript"/>
+        </w:rPr>
+        <w:t>νσ</w:t>
+      </w:r>
+      <w:r>
+        <w:t>+g</w:t>
+      </w:r>
+      <w:r>
+        <w:rPr>
+          <w:vertAlign w:val="superscript"/>
+        </w:rPr>
+        <w:t>μσ</w:t>
+      </w:r>
+      <w:r>
+        <w:t>g</w:t>
+      </w:r>
+      <w:r>
+        <w:rPr>
+          <w:vertAlign w:val="superscript"/>
+        </w:rPr>
+        <w:t>νρ</w:t>
+      </w:r>
+      <w:r>
+        <w:t>) is the four-gamma trace identity used throughout cross-section calculations.</w:t>
       </w:r>
     </w:p>
     <w:p>
@@ -3148,7 +4592,16 @@
         </w:numPr>
       </w:pPr>
       <w:r>
-        <w:t>γ⁵=iγ⁰γ¹γ²γ³ is Hermitian, squares to the identity, and anticommutes with every γ^μ.</w:t>
+        <w:t>γ⁵=iγ⁰γ¹γ²γ³ is Hermitian, squares to the identity, and anticommutes with every γ</w:t>
+      </w:r>
+      <w:r>
+        <w:rPr>
+          <w:vertAlign w:val="superscript"/>
+        </w:rPr>
+        <w:t>μ</w:t>
+      </w:r>
+      <w:r>
+        <w:t>.</w:t>
       </w:r>
     </w:p>
     <w:p>
@@ -3160,7 +4613,25 @@
         </w:numPr>
       </w:pPr>
       <w:r>
-        <w:t>The chiral projectors P_L=(1−γ⁵)/2 and P_R=(1+γ⁵)/2 split a Dirac spinor into left- and right-handed components.</w:t>
+        <w:t>The chiral projectors P</w:t>
+      </w:r>
+      <w:r>
+        <w:rPr>
+          <w:vertAlign w:val="subscript"/>
+        </w:rPr>
+        <w:t>L</w:t>
+      </w:r>
+      <w:r>
+        <w:t>=(1−γ⁵)/2 and P</w:t>
+      </w:r>
+      <w:r>
+        <w:rPr>
+          <w:vertAlign w:val="subscript"/>
+        </w:rPr>
+        <w:t>R</w:t>
+      </w:r>
+      <w:r>
+        <w:t>=(1+γ⁵)/2 split a Dirac spinor into left- and right-handed components.</w:t>
       </w:r>
     </w:p>
     <w:p>
@@ -3172,7 +4643,25 @@
         </w:numPr>
       </w:pPr>
       <w:r>
-        <w:t>Combining these identities allows systematic evaluation of traces such as Tr[(p̸₁+m)γ^μ(p̸₂+m)γ^ν], the standard building block of QED cross sections.</w:t>
+        <w:t>Combining these identities allows systematic evaluation of traces such as Tr[(p̸₁+m)γ</w:t>
+      </w:r>
+      <w:r>
+        <w:rPr>
+          <w:vertAlign w:val="superscript"/>
+        </w:rPr>
+        <w:t>μ</w:t>
+      </w:r>
+      <w:r>
+        <w:t>(p̸₂+m)γ</w:t>
+      </w:r>
+      <w:r>
+        <w:rPr>
+          <w:vertAlign w:val="superscript"/>
+        </w:rPr>
+        <w:t>ν</w:t>
+      </w:r>
+      <w:r>
+        <w:t>], the standard building block of QED cross sections.</w:t>
       </w:r>
     </w:p>
     <w:p>
@@ -3273,7 +4762,58 @@
           </w:tcPr>
           <w:p>
             <w:r>
-              <w:t>Derive γ_μa̸γ^μ=−2a̸ from γ^μa̸=2a^μ−a̸γ^μ by contracting the free index μ appropriately, filling in every step.</w:t>
+              <w:rPr>
+                <w:b/>
+              </w:rPr>
+              <w:t>Extension.</w:t>
+            </w:r>
+            <w:r>
+              <w:t xml:space="preserve"> Derive γ</w:t>
+            </w:r>
+            <w:r>
+              <w:rPr>
+                <w:vertAlign w:val="subscript"/>
+              </w:rPr>
+              <w:t>μ</w:t>
+            </w:r>
+            <w:r>
+              <w:t>a̸γ</w:t>
+            </w:r>
+            <w:r>
+              <w:rPr>
+                <w:vertAlign w:val="superscript"/>
+              </w:rPr>
+              <w:t>μ</w:t>
+            </w:r>
+            <w:r>
+              <w:t>=−2a̸ from γ</w:t>
+            </w:r>
+            <w:r>
+              <w:rPr>
+                <w:vertAlign w:val="superscript"/>
+              </w:rPr>
+              <w:t>μ</w:t>
+            </w:r>
+            <w:r>
+              <w:t>a̸=2a</w:t>
+            </w:r>
+            <w:r>
+              <w:rPr>
+                <w:vertAlign w:val="superscript"/>
+              </w:rPr>
+              <w:t>μ</w:t>
+            </w:r>
+            <w:r>
+              <w:t>−a̸γ</w:t>
+            </w:r>
+            <w:r>
+              <w:rPr>
+                <w:vertAlign w:val="superscript"/>
+              </w:rPr>
+              <w:t>μ</w:t>
+            </w:r>
+            <w:r>
+              <w:t xml:space="preserve"> by contracting the free index μ appropriately, filling in every step.</w:t>
             </w:r>
           </w:p>
         </w:tc>
@@ -3311,7 +4851,40 @@
           </w:tcPr>
           <w:p>
             <w:r>
-              <w:t>Compute γ_μa̸b̸γ^μ using the identity of Exercise 1 twice in succession (moving γ_μ past both a̸ and b̸), and express the result in terms of a·b and a̸b̸ (or b̸a̸).</w:t>
+              <w:rPr>
+                <w:b/>
+              </w:rPr>
+              <w:t>Core.</w:t>
+            </w:r>
+            <w:r>
+              <w:t xml:space="preserve"> Compute γ</w:t>
+            </w:r>
+            <w:r>
+              <w:rPr>
+                <w:vertAlign w:val="subscript"/>
+              </w:rPr>
+              <w:t>μ</w:t>
+            </w:r>
+            <w:r>
+              <w:t>a̸b̸γ</w:t>
+            </w:r>
+            <w:r>
+              <w:rPr>
+                <w:vertAlign w:val="superscript"/>
+              </w:rPr>
+              <w:t>μ</w:t>
+            </w:r>
+            <w:r>
+              <w:t xml:space="preserve"> using the identity of Exercise 1 twice in succession (moving γ</w:t>
+            </w:r>
+            <w:r>
+              <w:rPr>
+                <w:vertAlign w:val="subscript"/>
+              </w:rPr>
+              <w:t>μ</w:t>
+            </w:r>
+            <w:r>
+              <w:t xml:space="preserve"> past both a̸ and b̸), and express the result in terms of a·b and a̸b̸ (or b̸a̸).</w:t>
             </w:r>
           </w:p>
         </w:tc>
@@ -3347,7 +4920,13 @@
           </w:tcPr>
           <w:p>
             <w:r>
-              <w:t>Show that Tr[a̸a̸] = 4a² for any four-vector a, using Worked example 2 with b=a.</w:t>
+              <w:rPr>
+                <w:b/>
+              </w:rPr>
+              <w:t>Core.</w:t>
+            </w:r>
+            <w:r>
+              <w:t xml:space="preserve"> Show that Tr[a̸a̸] = 4a² for any four-vector a, using Worked example 2 with b=a.</w:t>
             </w:r>
           </w:p>
         </w:tc>
@@ -3385,7 +4964,40 @@
           </w:tcPr>
           <w:p>
             <w:r>
-              <w:t>Compute Tr[γ^μγ^νγ^ρ] using the odd-trace vanishing rule of Section 2.2, and state the result without further calculation.</w:t>
+              <w:rPr>
+                <w:b/>
+              </w:rPr>
+              <w:t>Core.</w:t>
+            </w:r>
+            <w:r>
+              <w:t xml:space="preserve"> Compute Tr[γ</w:t>
+            </w:r>
+            <w:r>
+              <w:rPr>
+                <w:vertAlign w:val="superscript"/>
+              </w:rPr>
+              <w:t>μ</w:t>
+            </w:r>
+            <w:r>
+              <w:t>γ</w:t>
+            </w:r>
+            <w:r>
+              <w:rPr>
+                <w:vertAlign w:val="superscript"/>
+              </w:rPr>
+              <w:t>ν</w:t>
+            </w:r>
+            <w:r>
+              <w:t>γ</w:t>
+            </w:r>
+            <w:r>
+              <w:rPr>
+                <w:vertAlign w:val="superscript"/>
+              </w:rPr>
+              <w:t>ρ</w:t>
+            </w:r>
+            <w:r>
+              <w:t>] using the odd-trace vanishing rule of Section 2.2, and state the result without further calculation.</w:t>
             </w:r>
           </w:p>
         </w:tc>
@@ -3421,7 +5033,40 @@
           </w:tcPr>
           <w:p>
             <w:r>
-              <w:t>Using Tr[γ^μγ^ν]=4g^μν, verify that Tr[I]=4 is consistent by setting μ=ν=0 and separately μ=ν=1, and comparing with g⁰⁰=1, g¹¹=−1.</w:t>
+              <w:rPr>
+                <w:b/>
+              </w:rPr>
+              <w:t>Core.</w:t>
+            </w:r>
+            <w:r>
+              <w:t xml:space="preserve"> Using Tr[γ</w:t>
+            </w:r>
+            <w:r>
+              <w:rPr>
+                <w:vertAlign w:val="superscript"/>
+              </w:rPr>
+              <w:t>μ</w:t>
+            </w:r>
+            <w:r>
+              <w:t>γ</w:t>
+            </w:r>
+            <w:r>
+              <w:rPr>
+                <w:vertAlign w:val="superscript"/>
+              </w:rPr>
+              <w:t>ν</w:t>
+            </w:r>
+            <w:r>
+              <w:t>]=4g</w:t>
+            </w:r>
+            <w:r>
+              <w:rPr>
+                <w:vertAlign w:val="superscript"/>
+              </w:rPr>
+              <w:t>μν</w:t>
+            </w:r>
+            <w:r>
+              <w:t>, verify that Tr[I]=4 is consistent by setting μ=ν=0 and separately μ=ν=1, and comparing with g⁰⁰=1, g¹¹=−1.</w:t>
             </w:r>
           </w:p>
         </w:tc>
@@ -3459,7 +5104,85 @@
           </w:tcPr>
           <w:p>
             <w:r>
-              <w:t>Derive Tr[γ^μγ^νγ^ργ^σ] step by step: move γ^σ past γ^ρ using the Clifford algebra, then past γ^ν, then past γ^μ, using cyclicity of the trace at the final step, and show the result matches Section 2.4.</w:t>
+              <w:rPr>
+                <w:b/>
+              </w:rPr>
+              <w:t>Extension.</w:t>
+            </w:r>
+            <w:r>
+              <w:t xml:space="preserve"> Derive Tr[γ</w:t>
+            </w:r>
+            <w:r>
+              <w:rPr>
+                <w:vertAlign w:val="superscript"/>
+              </w:rPr>
+              <w:t>μ</w:t>
+            </w:r>
+            <w:r>
+              <w:t>γ</w:t>
+            </w:r>
+            <w:r>
+              <w:rPr>
+                <w:vertAlign w:val="superscript"/>
+              </w:rPr>
+              <w:t>ν</w:t>
+            </w:r>
+            <w:r>
+              <w:t>γ</w:t>
+            </w:r>
+            <w:r>
+              <w:rPr>
+                <w:vertAlign w:val="superscript"/>
+              </w:rPr>
+              <w:t>ρ</w:t>
+            </w:r>
+            <w:r>
+              <w:t>γ</w:t>
+            </w:r>
+            <w:r>
+              <w:rPr>
+                <w:vertAlign w:val="superscript"/>
+              </w:rPr>
+              <w:t>σ</w:t>
+            </w:r>
+            <w:r>
+              <w:t>] step by step: move γ</w:t>
+            </w:r>
+            <w:r>
+              <w:rPr>
+                <w:vertAlign w:val="superscript"/>
+              </w:rPr>
+              <w:t>σ</w:t>
+            </w:r>
+            <w:r>
+              <w:t xml:space="preserve"> past γ</w:t>
+            </w:r>
+            <w:r>
+              <w:rPr>
+                <w:vertAlign w:val="superscript"/>
+              </w:rPr>
+              <w:t>ρ</w:t>
+            </w:r>
+            <w:r>
+              <w:t xml:space="preserve"> using the Clifford algebra, then past γ</w:t>
+            </w:r>
+            <w:r>
+              <w:rPr>
+                <w:vertAlign w:val="superscript"/>
+              </w:rPr>
+              <w:t>ν</w:t>
+            </w:r>
+            <w:r>
+              <w:t>, then past γ</w:t>
+            </w:r>
+            <w:r>
+              <w:rPr>
+                <w:vertAlign w:val="superscript"/>
+              </w:rPr>
+              <w:t>μ</w:t>
+            </w:r>
+            <w:r>
+              <w:t>, using cyclicity of the trace at the final step, and show the result matches Section 2.4.</w:t>
             </w:r>
           </w:p>
         </w:tc>
@@ -3495,7 +5218,13 @@
           </w:tcPr>
           <w:p>
             <w:r>
-              <w:t>Given that γ⁰ is Hermitian and (γ⁰)²=I while (γⁱ)²=−I for i=1,2,3, show that γⁱ must be anti-Hermitian if the Dirac representation's explicit block form (Lesson 20) is assumed unitary-equivalent to a Hermitian-γ⁰, anti-Hermitian-γⁱ convention (you may verify this directly using the explicit Dirac representation of Lesson 20, Section 2.1).</w:t>
+              <w:rPr>
+                <w:b/>
+              </w:rPr>
+              <w:t>Extension.</w:t>
+            </w:r>
+            <w:r>
+              <w:t xml:space="preserve"> Given that γ⁰ is Hermitian and (γ⁰)²=I while (γⁱ)²=−I for i=1,2,3, show that γⁱ must be anti-Hermitian if the Dirac representation's explicit block form (Lesson 20) is assumed unitary-equivalent to a Hermitian-γ⁰, anti-Hermitian-γⁱ convention (you may verify this directly using the explicit Dirac representation of Lesson 20, Section 2.1).</w:t>
             </w:r>
           </w:p>
         </w:tc>
@@ -3533,7 +5262,13 @@
           </w:tcPr>
           <w:p>
             <w:r>
-              <w:t>Using the results of Exercise 7, show that γ⁵=iγ⁰γ¹γ²γ³ is Hermitian, by taking the Hermitian conjugate of the product and reversing the order (Lesson 1, Section 6.1's rule (AB)†=B†A†, extended to four factors).</w:t>
+              <w:rPr>
+                <w:b/>
+              </w:rPr>
+              <w:t>Extension.</w:t>
+            </w:r>
+            <w:r>
+              <w:t xml:space="preserve"> Using the results of Exercise 7, show that γ⁵=iγ⁰γ¹γ²γ³ is Hermitian, by taking the Hermitian conjugate of the product and reversing the order (Lesson 1, Section 6.1's rule (AB)†=B†A†, extended to four factors).</w:t>
             </w:r>
           </w:p>
         </w:tc>
@@ -3569,7 +5304,13 @@
           </w:tcPr>
           <w:p>
             <w:r>
-              <w:t>Verify (γ⁵)²=I by explicit sign-counting: expand (iγ⁰γ¹γ²γ³)(iγ⁰γ¹γ²γ³) and move the second γ⁰ past γ³,γ²,γ¹ to meet the first γ⁰, tracking each anticommutation sign, then repeat for γ¹, γ², and γ³ in turn.</w:t>
+              <w:rPr>
+                <w:b/>
+              </w:rPr>
+              <w:t>Extension.</w:t>
+            </w:r>
+            <w:r>
+              <w:t xml:space="preserve"> Verify (γ⁵)²=I by explicit sign-counting: expand (iγ⁰γ¹γ²γ³)(iγ⁰γ¹γ²γ³) and move the second γ⁰ past γ³,γ²,γ¹ to meet the first γ⁰, tracking each anticommutation sign, then repeat for γ¹, γ², and γ³ in turn.</w:t>
             </w:r>
           </w:p>
         </w:tc>
@@ -3607,7 +5348,46 @@
           </w:tcPr>
           <w:p>
             <w:r>
-              <w:t>Show that P_R²=P_R and P_LP_R=0, following the method of Worked example 6.</w:t>
+              <w:rPr>
+                <w:b/>
+              </w:rPr>
+              <w:t>Core.</w:t>
+            </w:r>
+            <w:r>
+              <w:t xml:space="preserve"> Show that P</w:t>
+            </w:r>
+            <w:r>
+              <w:rPr>
+                <w:vertAlign w:val="subscript"/>
+              </w:rPr>
+              <w:t>R</w:t>
+            </w:r>
+            <w:r>
+              <w:t>²=P</w:t>
+            </w:r>
+            <w:r>
+              <w:rPr>
+                <w:vertAlign w:val="subscript"/>
+              </w:rPr>
+              <w:t>R</w:t>
+            </w:r>
+            <w:r>
+              <w:t xml:space="preserve"> and P</w:t>
+            </w:r>
+            <w:r>
+              <w:rPr>
+                <w:vertAlign w:val="subscript"/>
+              </w:rPr>
+              <w:t>LP</w:t>
+            </w:r>
+            <w:r>
+              <w:rPr>
+                <w:vertAlign w:val="subscript"/>
+              </w:rPr>
+              <w:t>R</w:t>
+            </w:r>
+            <w:r>
+              <w:t>=0, following the method of Worked example 6.</w:t>
             </w:r>
           </w:p>
         </w:tc>
@@ -3643,7 +5423,40 @@
           </w:tcPr>
           <w:p>
             <w:r>
-              <w:t>Show that Tr[γ⁵]=0, using the same (γ⁵)²=I insertion trick used in Section 2.2 for Tr[γ^μ], but applied with an extra γ⁵ inserted appropriately (hint: use cyclicity and {γ⁵,γ^μ}=0 is not directly needed here; instead use γ⁵=γ⁵(γ^0)²(compare with the odd-trace argument) or cite that γ⁵ itself, being a product of four distinct gamma matrices, falls under a generalized even-trace rule requiring separate treatment; a full derivation uses an explicit representation, but state at minimum why Tr[γ⁵] must be a Lorentz scalar built from no external vectors and explain why this makes zero the only consistent value).</w:t>
+              <w:rPr>
+                <w:b/>
+              </w:rPr>
+              <w:t>Extension.</w:t>
+            </w:r>
+            <w:r>
+              <w:t xml:space="preserve"> Show that Tr[γ⁵]=0, using the same (γ⁵)²=I insertion trick used in Section 2.2 for Tr[γ</w:t>
+            </w:r>
+            <w:r>
+              <w:rPr>
+                <w:vertAlign w:val="superscript"/>
+              </w:rPr>
+              <w:t>μ</w:t>
+            </w:r>
+            <w:r>
+              <w:t>], but applied with an extra γ⁵ inserted appropriately (hint: use cyclicity and {γ⁵,γ</w:t>
+            </w:r>
+            <w:r>
+              <w:rPr>
+                <w:vertAlign w:val="superscript"/>
+              </w:rPr>
+              <w:t>μ</w:t>
+            </w:r>
+            <w:r>
+              <w:t>}=0 is not directly needed here; instead use γ⁵=γ⁵(γ</w:t>
+            </w:r>
+            <w:r>
+              <w:rPr>
+                <w:vertAlign w:val="superscript"/>
+              </w:rPr>
+              <w:t>0</w:t>
+            </w:r>
+            <w:r>
+              <w:t>)²(compare with the odd-trace argument) or cite that γ⁵ itself, being a product of four distinct gamma matrices, falls under a generalized even-trace rule requiring separate treatment; a full derivation uses an explicit representation, but state at minimum why Tr[γ⁵] must be a Lorentz scalar built from no external vectors and explain why this makes zero the only consistent value).</w:t>
             </w:r>
           </w:p>
         </w:tc>
@@ -3681,7 +5494,40 @@
           </w:tcPr>
           <w:p>
             <w:r>
-              <w:t>Using the method of Section 2.2 (inserting (γ⁵)² and anticommuting), show that Tr[γ^μγ^νγ^ρ]=0 as well, generalizing the single-gamma-matrix argument to three.</w:t>
+              <w:rPr>
+                <w:b/>
+              </w:rPr>
+              <w:t>Extension.</w:t>
+            </w:r>
+            <w:r>
+              <w:t xml:space="preserve"> Using the method of Section 2.2 (inserting (γ⁵)² and anticommuting), show that Tr[γ</w:t>
+            </w:r>
+            <w:r>
+              <w:rPr>
+                <w:vertAlign w:val="superscript"/>
+              </w:rPr>
+              <w:t>μ</w:t>
+            </w:r>
+            <w:r>
+              <w:t>γ</w:t>
+            </w:r>
+            <w:r>
+              <w:rPr>
+                <w:vertAlign w:val="superscript"/>
+              </w:rPr>
+              <w:t>ν</w:t>
+            </w:r>
+            <w:r>
+              <w:t>γ</w:t>
+            </w:r>
+            <w:r>
+              <w:rPr>
+                <w:vertAlign w:val="superscript"/>
+              </w:rPr>
+              <w:t>ρ</w:t>
+            </w:r>
+            <w:r>
+              <w:t>]=0 as well, generalizing the single-gamma-matrix argument to three.</w:t>
             </w:r>
           </w:p>
         </w:tc>
@@ -3717,7 +5563,40 @@
           </w:tcPr>
           <w:p>
             <w:r>
-              <w:t>Using the fact (stated in Section 3.1) that a γ⁵ trace with fewer than four other gamma matrices vanishes, state Tr[γ⁵γ^μγ^νγ^ρ]=0 and Tr[γ⁵]=0 as special cases, consistent with Exercise 11's separate argument.</w:t>
+              <w:rPr>
+                <w:b/>
+              </w:rPr>
+              <w:t>Core.</w:t>
+            </w:r>
+            <w:r>
+              <w:t xml:space="preserve"> Using the fact (stated in Section 3.1) that a γ⁵ trace with fewer than four other gamma matrices vanishes, state Tr[γ⁵γ</w:t>
+            </w:r>
+            <w:r>
+              <w:rPr>
+                <w:vertAlign w:val="superscript"/>
+              </w:rPr>
+              <w:t>μ</w:t>
+            </w:r>
+            <w:r>
+              <w:t>γ</w:t>
+            </w:r>
+            <w:r>
+              <w:rPr>
+                <w:vertAlign w:val="superscript"/>
+              </w:rPr>
+              <w:t>ν</w:t>
+            </w:r>
+            <w:r>
+              <w:t>γ</w:t>
+            </w:r>
+            <w:r>
+              <w:rPr>
+                <w:vertAlign w:val="superscript"/>
+              </w:rPr>
+              <w:t>ρ</w:t>
+            </w:r>
+            <w:r>
+              <w:t>]=0 and Tr[γ⁵]=0 as special cases, consistent with Exercise 11's separate argument.</w:t>
             </w:r>
           </w:p>
         </w:tc>
@@ -3755,7 +5634,13 @@
           </w:tcPr>
           <w:p>
             <w:r>
-              <w:t>Compute Tr[(p̸+m)(p̸+m)] using Tr[a̸a̸]=4a² (Exercise 3) and Tr[I]=4, and show it equals 4(p²+m²) generally, or 8m² when p is on-shell (p²=m²).</w:t>
+              <w:rPr>
+                <w:b/>
+              </w:rPr>
+              <w:t>Core.</w:t>
+            </w:r>
+            <w:r>
+              <w:t xml:space="preserve"> Compute Tr[(p̸+m)(p̸+m)] using Tr[a̸a̸]=4a² (Exercise 3) and Tr[I]=4, and show it equals 4(p²+m²) generally, or 8m² when p is on-shell (p²=m²).</w:t>
             </w:r>
           </w:p>
         </w:tc>
@@ -3791,7 +5676,118 @@
           </w:tcPr>
           <w:p>
             <w:r>
-              <w:t>Using P_L+P_R=I, show that any Dirac spinor ψ can be written as ψ=ψ_L+ψ_R with ψ_L=P_Lψ, ψ_R=P_Rψ, and verify P_Lψ_R=0 (a left projector annihilates an already-right-handed spinor), using P_LP_R=0.</w:t>
+              <w:rPr>
+                <w:b/>
+              </w:rPr>
+              <w:t>Core.</w:t>
+            </w:r>
+            <w:r>
+              <w:t xml:space="preserve"> Using P</w:t>
+            </w:r>
+            <w:r>
+              <w:rPr>
+                <w:vertAlign w:val="subscript"/>
+              </w:rPr>
+              <w:t>L</w:t>
+            </w:r>
+            <w:r>
+              <w:t>+P</w:t>
+            </w:r>
+            <w:r>
+              <w:rPr>
+                <w:vertAlign w:val="subscript"/>
+              </w:rPr>
+              <w:t>R</w:t>
+            </w:r>
+            <w:r>
+              <w:t>=I, show that any Dirac spinor ψ can be written as ψ=ψ</w:t>
+            </w:r>
+            <w:r>
+              <w:rPr>
+                <w:vertAlign w:val="subscript"/>
+              </w:rPr>
+              <w:t>L</w:t>
+            </w:r>
+            <w:r>
+              <w:t>+ψ</w:t>
+            </w:r>
+            <w:r>
+              <w:rPr>
+                <w:vertAlign w:val="subscript"/>
+              </w:rPr>
+              <w:t>R</w:t>
+            </w:r>
+            <w:r>
+              <w:t xml:space="preserve"> with ψ</w:t>
+            </w:r>
+            <w:r>
+              <w:rPr>
+                <w:vertAlign w:val="subscript"/>
+              </w:rPr>
+              <w:t>L</w:t>
+            </w:r>
+            <w:r>
+              <w:t>=P</w:t>
+            </w:r>
+            <w:r>
+              <w:rPr>
+                <w:vertAlign w:val="subscript"/>
+              </w:rPr>
+              <w:t>L</w:t>
+            </w:r>
+            <w:r>
+              <w:t>ψ, ψ</w:t>
+            </w:r>
+            <w:r>
+              <w:rPr>
+                <w:vertAlign w:val="subscript"/>
+              </w:rPr>
+              <w:t>R</w:t>
+            </w:r>
+            <w:r>
+              <w:t>=P</w:t>
+            </w:r>
+            <w:r>
+              <w:rPr>
+                <w:vertAlign w:val="subscript"/>
+              </w:rPr>
+              <w:t>R</w:t>
+            </w:r>
+            <w:r>
+              <w:t>ψ, and verify P</w:t>
+            </w:r>
+            <w:r>
+              <w:rPr>
+                <w:vertAlign w:val="subscript"/>
+              </w:rPr>
+              <w:t>L</w:t>
+            </w:r>
+            <w:r>
+              <w:t>ψ</w:t>
+            </w:r>
+            <w:r>
+              <w:rPr>
+                <w:vertAlign w:val="subscript"/>
+              </w:rPr>
+              <w:t>R</w:t>
+            </w:r>
+            <w:r>
+              <w:t>=0 (a left projector annihilates an already-right-handed spinor), using P</w:t>
+            </w:r>
+            <w:r>
+              <w:rPr>
+                <w:vertAlign w:val="subscript"/>
+              </w:rPr>
+              <w:t>LP</w:t>
+            </w:r>
+            <w:r>
+              <w:rPr>
+                <w:vertAlign w:val="subscript"/>
+              </w:rPr>
+              <w:t>R</w:t>
+            </w:r>
+            <w:r>
+              <w:t>=0.</w:t>
             </w:r>
           </w:p>
         </w:tc>
@@ -3829,7 +5825,148 @@
           </w:tcPr>
           <w:p>
             <w:r>
-              <w:t>Challenge: using only the Clifford algebra (no explicit representation), evaluate Tr[γ^μγ^νγ^ρa̸] for a general four-vector a by writing a̸=a_σγ^σ and contracting the σ index of the four-gamma trace formula of Section 2.4 with a_σ. Verify the result is Tr[γ^μγ^νγ^ρa̸]=4(g^μνa^ρ−g^μρa^ν+g^νρa^μ), and explain why the odd-trace vanishing rule of Section 2.2 does not apply here even though only three explicit gamma matrices and one slash appear.</w:t>
+              <w:rPr>
+                <w:b/>
+              </w:rPr>
+              <w:t>Challenge.</w:t>
+            </w:r>
+            <w:r>
+              <w:t xml:space="preserve"> Using only the Clifford algebra (no explicit representation), evaluate Tr[γ</w:t>
+            </w:r>
+            <w:r>
+              <w:rPr>
+                <w:vertAlign w:val="superscript"/>
+              </w:rPr>
+              <w:t>μ</w:t>
+            </w:r>
+            <w:r>
+              <w:t>γ</w:t>
+            </w:r>
+            <w:r>
+              <w:rPr>
+                <w:vertAlign w:val="superscript"/>
+              </w:rPr>
+              <w:t>ν</w:t>
+            </w:r>
+            <w:r>
+              <w:t>γ</w:t>
+            </w:r>
+            <w:r>
+              <w:rPr>
+                <w:vertAlign w:val="superscript"/>
+              </w:rPr>
+              <w:t>ρ</w:t>
+            </w:r>
+            <w:r>
+              <w:t>a̸] for a general four-vector a by writing a̸=a</w:t>
+            </w:r>
+            <w:r>
+              <w:rPr>
+                <w:vertAlign w:val="subscript"/>
+              </w:rPr>
+              <w:t>σ</w:t>
+            </w:r>
+            <w:r>
+              <w:t>γ</w:t>
+            </w:r>
+            <w:r>
+              <w:rPr>
+                <w:vertAlign w:val="superscript"/>
+              </w:rPr>
+              <w:t>σ</w:t>
+            </w:r>
+            <w:r>
+              <w:t xml:space="preserve"> and contracting the σ index of the four-gamma trace formula of Section 2.4 with a</w:t>
+            </w:r>
+            <w:r>
+              <w:rPr>
+                <w:vertAlign w:val="subscript"/>
+              </w:rPr>
+              <w:t>σ</w:t>
+            </w:r>
+            <w:r>
+              <w:t>. Verify the result is Tr[γ</w:t>
+            </w:r>
+            <w:r>
+              <w:rPr>
+                <w:vertAlign w:val="superscript"/>
+              </w:rPr>
+              <w:t>μ</w:t>
+            </w:r>
+            <w:r>
+              <w:t>γ</w:t>
+            </w:r>
+            <w:r>
+              <w:rPr>
+                <w:vertAlign w:val="superscript"/>
+              </w:rPr>
+              <w:t>ν</w:t>
+            </w:r>
+            <w:r>
+              <w:t>γ</w:t>
+            </w:r>
+            <w:r>
+              <w:rPr>
+                <w:vertAlign w:val="superscript"/>
+              </w:rPr>
+              <w:t>ρ</w:t>
+            </w:r>
+            <w:r>
+              <w:t>a̸]=4(g</w:t>
+            </w:r>
+            <w:r>
+              <w:rPr>
+                <w:vertAlign w:val="superscript"/>
+              </w:rPr>
+              <w:t>μν</w:t>
+            </w:r>
+            <w:r>
+              <w:t>a</w:t>
+            </w:r>
+            <w:r>
+              <w:rPr>
+                <w:vertAlign w:val="superscript"/>
+              </w:rPr>
+              <w:t>ρ</w:t>
+            </w:r>
+            <w:r>
+              <w:t>−g</w:t>
+            </w:r>
+            <w:r>
+              <w:rPr>
+                <w:vertAlign w:val="superscript"/>
+              </w:rPr>
+              <w:t>μρ</w:t>
+            </w:r>
+            <w:r>
+              <w:t>a</w:t>
+            </w:r>
+            <w:r>
+              <w:rPr>
+                <w:vertAlign w:val="superscript"/>
+              </w:rPr>
+              <w:t>ν</w:t>
+            </w:r>
+            <w:r>
+              <w:t>+g</w:t>
+            </w:r>
+            <w:r>
+              <w:rPr>
+                <w:vertAlign w:val="superscript"/>
+              </w:rPr>
+              <w:t>νρ</w:t>
+            </w:r>
+            <w:r>
+              <w:t>a</w:t>
+            </w:r>
+            <w:r>
+              <w:rPr>
+                <w:vertAlign w:val="superscript"/>
+              </w:rPr>
+              <w:t>μ</w:t>
+            </w:r>
+            <w:r>
+              <w:t>), and explain why the odd-trace vanishing rule of Section 2.2 does not apply here even though only three explicit gamma matrices and one slash appear.</w:t>
             </w:r>
           </w:p>
         </w:tc>
@@ -3846,15 +5983,9 @@
     <w:p>
       <w:r>
         <w:rPr>
-          <w:b/>
-        </w:rPr>
-        <w:t>1.</w:t>
-      </w:r>
-      <w:r>
-        <w:t xml:space="preserve"> </w:t>
-      </w:r>
-      <w:r>
-        <w:t>From γ^μa̸=2a^μ−a̸γ^μ, multiply both sides on the left by γ_μ: γ_μγ^μa̸ = 2γ_μa^μ−γ_μa̸γ^μ. Using γ_μγ^μ=4 (Section 1.1) and γ_μa^μ=a̸, the left side is 4a̸, giving 4a̸=2a̸−γ_μa̸γ^μ, so γ_μa̸γ^μ=2a̸−4a̸=−2a̸.</w:t>
+          <w:i/>
+        </w:rPr>
+        <w:t>Attempt each exercise before reading its solution. If you are stuck, read only the first sentence of the solution, then try again.</w:t>
       </w:r>
     </w:p>
     <w:p>
@@ -3862,13 +5993,175 @@
         <w:rPr>
           <w:b/>
         </w:rPr>
-        <w:t>2.</w:t>
+        <w:t>1.</w:t>
       </w:r>
       <w:r>
         <w:t xml:space="preserve"> </w:t>
       </w:r>
       <w:r>
-        <w:t>Write γ_μa̸b̸γ^μ = a_ρb_σγ_μγ^ργ^σγ^μ. Move γ_μ past γ^ρ using the Clifford algebra, γ_μγ^ρ=2δ_μ^ρI−γ^ργ_μ: γ_μγ^ργ^σγ^μ = 2δ_μ^ργ^σγ^μ − γ^ργ_μγ^σγ^μ = 2γ^σγ^ρ − γ^ρ(−2γ^σ) = 2γ^σγ^ρ+2γ^ργ^σ = 2{γ^ρ,γ^σ} = 4g^ρσI, using γ_μγ^σγ^μ=−2γ^σ from Section 1.2 in the middle step. Contracting with a_ρb_σ gives γ_μa̸b̸γ^μ = 4a_ρb_σg^ρσ = 4a·b.</w:t>
+        <w:t>From γ</w:t>
+      </w:r>
+      <w:r>
+        <w:rPr>
+          <w:vertAlign w:val="superscript"/>
+        </w:rPr>
+        <w:t>μ</w:t>
+      </w:r>
+      <w:r>
+        <w:t>a̸=2a</w:t>
+      </w:r>
+      <w:r>
+        <w:rPr>
+          <w:vertAlign w:val="superscript"/>
+        </w:rPr>
+        <w:t>μ</w:t>
+      </w:r>
+      <w:r>
+        <w:t>−a̸γ</w:t>
+      </w:r>
+      <w:r>
+        <w:rPr>
+          <w:vertAlign w:val="superscript"/>
+        </w:rPr>
+        <w:t>μ</w:t>
+      </w:r>
+      <w:r>
+        <w:t>, multiply both sides on the left by γ</w:t>
+      </w:r>
+      <w:r>
+        <w:rPr>
+          <w:vertAlign w:val="subscript"/>
+        </w:rPr>
+        <w:t>μ</w:t>
+      </w:r>
+      <w:r>
+        <w:t>: γ</w:t>
+      </w:r>
+      <w:r>
+        <w:rPr>
+          <w:vertAlign w:val="subscript"/>
+        </w:rPr>
+        <w:t>μ</w:t>
+      </w:r>
+      <w:r>
+        <w:t>γ</w:t>
+      </w:r>
+      <w:r>
+        <w:rPr>
+          <w:vertAlign w:val="superscript"/>
+        </w:rPr>
+        <w:t>μ</w:t>
+      </w:r>
+      <w:r>
+        <w:t>a̸ = 2γ</w:t>
+      </w:r>
+      <w:r>
+        <w:rPr>
+          <w:vertAlign w:val="subscript"/>
+        </w:rPr>
+        <w:t>μ</w:t>
+      </w:r>
+      <w:r>
+        <w:t>a</w:t>
+      </w:r>
+      <w:r>
+        <w:rPr>
+          <w:vertAlign w:val="superscript"/>
+        </w:rPr>
+        <w:t>μ</w:t>
+      </w:r>
+      <w:r>
+        <w:t>−γ</w:t>
+      </w:r>
+      <w:r>
+        <w:rPr>
+          <w:vertAlign w:val="subscript"/>
+        </w:rPr>
+        <w:t>μ</w:t>
+      </w:r>
+      <w:r>
+        <w:t>a̸γ</w:t>
+      </w:r>
+      <w:r>
+        <w:rPr>
+          <w:vertAlign w:val="superscript"/>
+        </w:rPr>
+        <w:t>μ</w:t>
+      </w:r>
+      <w:r>
+        <w:t>. Using γ</w:t>
+      </w:r>
+      <w:r>
+        <w:rPr>
+          <w:vertAlign w:val="subscript"/>
+        </w:rPr>
+        <w:t>μ</w:t>
+      </w:r>
+      <w:r>
+        <w:t>γ</w:t>
+      </w:r>
+      <w:r>
+        <w:rPr>
+          <w:vertAlign w:val="superscript"/>
+        </w:rPr>
+        <w:t>μ</w:t>
+      </w:r>
+      <w:r>
+        <w:t>=4 (Section 1.1) and γ</w:t>
+      </w:r>
+      <w:r>
+        <w:rPr>
+          <w:vertAlign w:val="subscript"/>
+        </w:rPr>
+        <w:t>μ</w:t>
+      </w:r>
+      <w:r>
+        <w:t>a</w:t>
+      </w:r>
+      <w:r>
+        <w:rPr>
+          <w:vertAlign w:val="superscript"/>
+        </w:rPr>
+        <w:t>μ</w:t>
+      </w:r>
+      <w:r>
+        <w:t>=a̸, the left side is 4a̸, giving 4a̸=2a̸−γ</w:t>
+      </w:r>
+      <w:r>
+        <w:rPr>
+          <w:vertAlign w:val="subscript"/>
+        </w:rPr>
+        <w:t>μ</w:t>
+      </w:r>
+      <w:r>
+        <w:t>a̸γ</w:t>
+      </w:r>
+      <w:r>
+        <w:rPr>
+          <w:vertAlign w:val="superscript"/>
+        </w:rPr>
+        <w:t>μ</w:t>
+      </w:r>
+      <w:r>
+        <w:t>, so γ</w:t>
+      </w:r>
+      <w:r>
+        <w:rPr>
+          <w:vertAlign w:val="subscript"/>
+        </w:rPr>
+        <w:t>μ</w:t>
+      </w:r>
+      <w:r>
+        <w:t>a̸γ</w:t>
+      </w:r>
+      <w:r>
+        <w:rPr>
+          <w:vertAlign w:val="superscript"/>
+        </w:rPr>
+        <w:t>μ</w:t>
+      </w:r>
+      <w:r>
+        <w:t>=2a̸−4a̸=−2a̸.</w:t>
       </w:r>
     </w:p>
     <w:p>
@@ -3876,13 +6169,457 @@
         <w:rPr>
           <w:b/>
         </w:rPr>
-        <w:t>3.</w:t>
+        <w:t>2.</w:t>
       </w:r>
       <w:r>
         <w:t xml:space="preserve"> </w:t>
       </w:r>
       <w:r>
-        <w:t>Setting b=a in Tr[a̸b̸]=4a·b gives Tr[a̸a̸]=4a·a=4a².</w:t>
+        <w:t>Write γ</w:t>
+      </w:r>
+      <w:r>
+        <w:rPr>
+          <w:vertAlign w:val="subscript"/>
+        </w:rPr>
+        <w:t>μ</w:t>
+      </w:r>
+      <w:r>
+        <w:t>a̸b̸γ</w:t>
+      </w:r>
+      <w:r>
+        <w:rPr>
+          <w:vertAlign w:val="superscript"/>
+        </w:rPr>
+        <w:t>μ</w:t>
+      </w:r>
+      <w:r>
+        <w:t xml:space="preserve"> = a</w:t>
+      </w:r>
+      <w:r>
+        <w:rPr>
+          <w:vertAlign w:val="subscript"/>
+        </w:rPr>
+        <w:t>ρ</w:t>
+      </w:r>
+      <w:r>
+        <w:t>b</w:t>
+      </w:r>
+      <w:r>
+        <w:rPr>
+          <w:vertAlign w:val="subscript"/>
+        </w:rPr>
+        <w:t>σ</w:t>
+      </w:r>
+      <w:r>
+        <w:t>γ</w:t>
+      </w:r>
+      <w:r>
+        <w:rPr>
+          <w:vertAlign w:val="subscript"/>
+        </w:rPr>
+        <w:t>μ</w:t>
+      </w:r>
+      <w:r>
+        <w:t>γ</w:t>
+      </w:r>
+      <w:r>
+        <w:rPr>
+          <w:vertAlign w:val="superscript"/>
+        </w:rPr>
+        <w:t>ρ</w:t>
+      </w:r>
+      <w:r>
+        <w:t>γ</w:t>
+      </w:r>
+      <w:r>
+        <w:rPr>
+          <w:vertAlign w:val="superscript"/>
+        </w:rPr>
+        <w:t>σ</w:t>
+      </w:r>
+      <w:r>
+        <w:t>γ</w:t>
+      </w:r>
+      <w:r>
+        <w:rPr>
+          <w:vertAlign w:val="superscript"/>
+        </w:rPr>
+        <w:t>μ</w:t>
+      </w:r>
+      <w:r>
+        <w:t>. Move γ</w:t>
+      </w:r>
+      <w:r>
+        <w:rPr>
+          <w:vertAlign w:val="subscript"/>
+        </w:rPr>
+        <w:t>μ</w:t>
+      </w:r>
+      <w:r>
+        <w:t xml:space="preserve"> past γ</w:t>
+      </w:r>
+      <w:r>
+        <w:rPr>
+          <w:vertAlign w:val="superscript"/>
+        </w:rPr>
+        <w:t>ρ</w:t>
+      </w:r>
+      <w:r>
+        <w:t xml:space="preserve"> using the Clifford algebra, γ</w:t>
+      </w:r>
+      <w:r>
+        <w:rPr>
+          <w:vertAlign w:val="subscript"/>
+        </w:rPr>
+        <w:t>μ</w:t>
+      </w:r>
+      <w:r>
+        <w:t>γ</w:t>
+      </w:r>
+      <w:r>
+        <w:rPr>
+          <w:vertAlign w:val="superscript"/>
+        </w:rPr>
+        <w:t>ρ</w:t>
+      </w:r>
+      <w:r>
+        <w:t>=2δ</w:t>
+      </w:r>
+      <w:r>
+        <w:rPr>
+          <w:vertAlign w:val="subscript"/>
+        </w:rPr>
+        <w:t>μ</w:t>
+      </w:r>
+      <w:r>
+        <w:rPr>
+          <w:vertAlign w:val="superscript"/>
+        </w:rPr>
+        <w:t>ρ</w:t>
+      </w:r>
+      <w:r>
+        <w:t>I−γ</w:t>
+      </w:r>
+      <w:r>
+        <w:rPr>
+          <w:vertAlign w:val="superscript"/>
+        </w:rPr>
+        <w:t>ρ</w:t>
+      </w:r>
+      <w:r>
+        <w:t>γ</w:t>
+      </w:r>
+      <w:r>
+        <w:rPr>
+          <w:vertAlign w:val="subscript"/>
+        </w:rPr>
+        <w:t>μ</w:t>
+      </w:r>
+      <w:r>
+        <w:t>: γ</w:t>
+      </w:r>
+      <w:r>
+        <w:rPr>
+          <w:vertAlign w:val="subscript"/>
+        </w:rPr>
+        <w:t>μ</w:t>
+      </w:r>
+      <w:r>
+        <w:t>γ</w:t>
+      </w:r>
+      <w:r>
+        <w:rPr>
+          <w:vertAlign w:val="superscript"/>
+        </w:rPr>
+        <w:t>ρ</w:t>
+      </w:r>
+      <w:r>
+        <w:t>γ</w:t>
+      </w:r>
+      <w:r>
+        <w:rPr>
+          <w:vertAlign w:val="superscript"/>
+        </w:rPr>
+        <w:t>σ</w:t>
+      </w:r>
+      <w:r>
+        <w:t>γ</w:t>
+      </w:r>
+      <w:r>
+        <w:rPr>
+          <w:vertAlign w:val="superscript"/>
+        </w:rPr>
+        <w:t>μ</w:t>
+      </w:r>
+      <w:r>
+        <w:t xml:space="preserve"> = 2δ</w:t>
+      </w:r>
+      <w:r>
+        <w:rPr>
+          <w:vertAlign w:val="subscript"/>
+        </w:rPr>
+        <w:t>μ</w:t>
+      </w:r>
+      <w:r>
+        <w:rPr>
+          <w:vertAlign w:val="superscript"/>
+        </w:rPr>
+        <w:t>ρ</w:t>
+      </w:r>
+      <w:r>
+        <w:t>γ</w:t>
+      </w:r>
+      <w:r>
+        <w:rPr>
+          <w:vertAlign w:val="superscript"/>
+        </w:rPr>
+        <w:t>σ</w:t>
+      </w:r>
+      <w:r>
+        <w:t>γ</w:t>
+      </w:r>
+      <w:r>
+        <w:rPr>
+          <w:vertAlign w:val="superscript"/>
+        </w:rPr>
+        <w:t>μ</w:t>
+      </w:r>
+      <w:r>
+        <w:t xml:space="preserve"> − γ</w:t>
+      </w:r>
+      <w:r>
+        <w:rPr>
+          <w:vertAlign w:val="superscript"/>
+        </w:rPr>
+        <w:t>ρ</w:t>
+      </w:r>
+      <w:r>
+        <w:t>γ</w:t>
+      </w:r>
+      <w:r>
+        <w:rPr>
+          <w:vertAlign w:val="subscript"/>
+        </w:rPr>
+        <w:t>μ</w:t>
+      </w:r>
+      <w:r>
+        <w:t>γ</w:t>
+      </w:r>
+      <w:r>
+        <w:rPr>
+          <w:vertAlign w:val="superscript"/>
+        </w:rPr>
+        <w:t>σ</w:t>
+      </w:r>
+      <w:r>
+        <w:t>γ</w:t>
+      </w:r>
+      <w:r>
+        <w:rPr>
+          <w:vertAlign w:val="superscript"/>
+        </w:rPr>
+        <w:t>μ</w:t>
+      </w:r>
+      <w:r>
+        <w:t xml:space="preserve"> = 2γ</w:t>
+      </w:r>
+      <w:r>
+        <w:rPr>
+          <w:vertAlign w:val="superscript"/>
+        </w:rPr>
+        <w:t>σ</w:t>
+      </w:r>
+      <w:r>
+        <w:t>γ</w:t>
+      </w:r>
+      <w:r>
+        <w:rPr>
+          <w:vertAlign w:val="superscript"/>
+        </w:rPr>
+        <w:t>ρ</w:t>
+      </w:r>
+      <w:r>
+        <w:t xml:space="preserve"> − γ</w:t>
+      </w:r>
+      <w:r>
+        <w:rPr>
+          <w:vertAlign w:val="superscript"/>
+        </w:rPr>
+        <w:t>ρ</w:t>
+      </w:r>
+      <w:r>
+        <w:t>(−2γ</w:t>
+      </w:r>
+      <w:r>
+        <w:rPr>
+          <w:vertAlign w:val="superscript"/>
+        </w:rPr>
+        <w:t>σ</w:t>
+      </w:r>
+      <w:r>
+        <w:t>) = 2γ</w:t>
+      </w:r>
+      <w:r>
+        <w:rPr>
+          <w:vertAlign w:val="superscript"/>
+        </w:rPr>
+        <w:t>σ</w:t>
+      </w:r>
+      <w:r>
+        <w:t>γ</w:t>
+      </w:r>
+      <w:r>
+        <w:rPr>
+          <w:vertAlign w:val="superscript"/>
+        </w:rPr>
+        <w:t>ρ</w:t>
+      </w:r>
+      <w:r>
+        <w:t>+2γ</w:t>
+      </w:r>
+      <w:r>
+        <w:rPr>
+          <w:vertAlign w:val="superscript"/>
+        </w:rPr>
+        <w:t>ρ</w:t>
+      </w:r>
+      <w:r>
+        <w:t>γ</w:t>
+      </w:r>
+      <w:r>
+        <w:rPr>
+          <w:vertAlign w:val="superscript"/>
+        </w:rPr>
+        <w:t>σ</w:t>
+      </w:r>
+      <w:r>
+        <w:t xml:space="preserve"> = 2{γ</w:t>
+      </w:r>
+      <w:r>
+        <w:rPr>
+          <w:vertAlign w:val="superscript"/>
+        </w:rPr>
+        <w:t>ρ</w:t>
+      </w:r>
+      <w:r>
+        <w:t>,γ</w:t>
+      </w:r>
+      <w:r>
+        <w:rPr>
+          <w:vertAlign w:val="superscript"/>
+        </w:rPr>
+        <w:t>σ</w:t>
+      </w:r>
+      <w:r>
+        <w:t>} = 4g</w:t>
+      </w:r>
+      <w:r>
+        <w:rPr>
+          <w:vertAlign w:val="superscript"/>
+        </w:rPr>
+        <w:t>ρσ</w:t>
+      </w:r>
+      <w:r>
+        <w:t>I, using γ</w:t>
+      </w:r>
+      <w:r>
+        <w:rPr>
+          <w:vertAlign w:val="subscript"/>
+        </w:rPr>
+        <w:t>μ</w:t>
+      </w:r>
+      <w:r>
+        <w:t>γ</w:t>
+      </w:r>
+      <w:r>
+        <w:rPr>
+          <w:vertAlign w:val="superscript"/>
+        </w:rPr>
+        <w:t>σ</w:t>
+      </w:r>
+      <w:r>
+        <w:t>γ</w:t>
+      </w:r>
+      <w:r>
+        <w:rPr>
+          <w:vertAlign w:val="superscript"/>
+        </w:rPr>
+        <w:t>μ</w:t>
+      </w:r>
+      <w:r>
+        <w:t>=−2γ</w:t>
+      </w:r>
+      <w:r>
+        <w:rPr>
+          <w:vertAlign w:val="superscript"/>
+        </w:rPr>
+        <w:t>σ</w:t>
+      </w:r>
+      <w:r>
+        <w:t xml:space="preserve"> from Section 1.2 in the middle step. Contracting with a</w:t>
+      </w:r>
+      <w:r>
+        <w:rPr>
+          <w:vertAlign w:val="subscript"/>
+        </w:rPr>
+        <w:t>ρ</w:t>
+      </w:r>
+      <w:r>
+        <w:t>b</w:t>
+      </w:r>
+      <w:r>
+        <w:rPr>
+          <w:vertAlign w:val="subscript"/>
+        </w:rPr>
+        <w:t>σ</w:t>
+      </w:r>
+      <w:r>
+        <w:t xml:space="preserve"> gives γ</w:t>
+      </w:r>
+      <w:r>
+        <w:rPr>
+          <w:vertAlign w:val="subscript"/>
+        </w:rPr>
+        <w:t>μ</w:t>
+      </w:r>
+      <w:r>
+        <w:t>a̸b̸γ</w:t>
+      </w:r>
+      <w:r>
+        <w:rPr>
+          <w:vertAlign w:val="superscript"/>
+        </w:rPr>
+        <w:t>μ</w:t>
+      </w:r>
+      <w:r>
+        <w:t xml:space="preserve"> = 4a</w:t>
+      </w:r>
+      <w:r>
+        <w:rPr>
+          <w:vertAlign w:val="subscript"/>
+        </w:rPr>
+        <w:t>ρ</w:t>
+      </w:r>
+      <w:r>
+        <w:t>b</w:t>
+      </w:r>
+      <w:r>
+        <w:rPr>
+          <w:vertAlign w:val="subscript"/>
+        </w:rPr>
+        <w:t>σ</w:t>
+      </w:r>
+      <w:r>
+        <w:t>g</w:t>
+      </w:r>
+      <w:r>
+        <w:rPr>
+          <w:vertAlign w:val="superscript"/>
+        </w:rPr>
+        <w:t>ρσ</w:t>
+      </w:r>
+      <w:r>
+        <w:t xml:space="preserve"> = 4a·b.</w:t>
       </w:r>
     </w:p>
     <w:p>
@@ -3890,13 +6627,13 @@
         <w:rPr>
           <w:b/>
         </w:rPr>
-        <w:t>4.</w:t>
+        <w:t>3.</w:t>
       </w:r>
       <w:r>
         <w:t xml:space="preserve"> </w:t>
       </w:r>
       <w:r>
-        <w:t>Tr[γ^μγ^νγ^ρ]=0, an immediate application of the general rule that any trace of an odd number of gamma matrices vanishes (Section 2.2), with no further computation needed.</w:t>
+        <w:t>Setting b=a in Tr[a̸b̸]=4a·b gives Tr[a̸a̸]=4a·a=4a².</w:t>
       </w:r>
     </w:p>
     <w:p>
@@ -3904,13 +6641,40 @@
         <w:rPr>
           <w:b/>
         </w:rPr>
-        <w:t>5.</w:t>
+        <w:t>4.</w:t>
       </w:r>
       <w:r>
         <w:t xml:space="preserve"> </w:t>
       </w:r>
       <w:r>
-        <w:t>For μ=ν=0: Tr[γ⁰γ⁰]=4g⁰⁰=4(1)=4=Tr[I], and directly Tr[(γ⁰)²]=Tr[I]=4 since (γ⁰)²=I, consistent. For μ=ν=1: Tr[γ¹γ¹]=4g¹¹=4(−1)=−4, and directly Tr[(γ¹)²]=Tr[−I]=−4 since (γ¹)²=−I, also consistent.</w:t>
+        <w:t>Tr[γ</w:t>
+      </w:r>
+      <w:r>
+        <w:rPr>
+          <w:vertAlign w:val="superscript"/>
+        </w:rPr>
+        <w:t>μ</w:t>
+      </w:r>
+      <w:r>
+        <w:t>γ</w:t>
+      </w:r>
+      <w:r>
+        <w:rPr>
+          <w:vertAlign w:val="superscript"/>
+        </w:rPr>
+        <w:t>ν</w:t>
+      </w:r>
+      <w:r>
+        <w:t>γ</w:t>
+      </w:r>
+      <w:r>
+        <w:rPr>
+          <w:vertAlign w:val="superscript"/>
+        </w:rPr>
+        <w:t>ρ</w:t>
+      </w:r>
+      <w:r>
+        <w:t>]=0, an immediate application of the general rule that any trace of an odd number of gamma matrices vanishes (Section 2.2), with no further computation needed.</w:t>
       </w:r>
     </w:p>
     <w:p>
@@ -3918,13 +6682,13 @@
         <w:rPr>
           <w:b/>
         </w:rPr>
-        <w:t>6.</w:t>
+        <w:t>5.</w:t>
       </w:r>
       <w:r>
         <w:t xml:space="preserve"> </w:t>
       </w:r>
       <w:r>
-        <w:t>γ^μγ^νγ^ργ^σ: move γ^σ past γ^ρ using γ^ργ^σ=2g^ρσ−γ^σγ^ρ, giving γ^μγ^ν(2g^ρσ−γ^σγ^ρ) = 2g^ρσγ^μγ^ν − γ^μγ^νγ^σγ^ρ. Repeating on the second term, move γ^σ past γ^ν: γ^νγ^σ=2g^νσ−γ^σγ^ν, giving −γ^μ(2g^νσ−γ^σγ^ν)γ^ρ = −2g^νσγ^μγ^ρ+γ^μγ^σγ^νγ^ρ. Move γ^σ past γ^μ similarly: γ^μγ^σ=2g^μσ−γ^σγ^μ, giving 2g^μσγ^νγ^ρ−γ^σγ^μγ^νγ^ρ. Collecting, γ^μγ^νγ^ργ^σ = 2g^ρσγ^μγ^ν−2g^νσγ^μγ^ρ+2g^μσγ^νγ^ρ−γ^σγ^μγ^νγ^ρ. Taking the trace and using cyclicity, Tr[γ^σγ^μγ^νγ^ρ]=Tr[γ^μγ^νγ^ργ^σ], so this last term moves to the left side: 2Tr[γ^μγ^νγ^ργ^σ] = 2g^ρσTr[γ^μγ^ν]−2g^νσTr[γ^μγ^ρ]+2g^μσTr[γ^νγ^ρ] = 8(g^ρσg^μν−g^νσg^μρ+g^μσg^νρ), using Tr[γ^μγ^ν]=4g^μν throughout. Dividing by 2 gives Tr[γ^μγ^νγ^ργ^σ]=4(g^μνg^ρσ−g^μρg^νσ+g^μσg^νρ), matching Section 2.4.</w:t>
+        <w:t>For μ=ν=0: Tr[γ⁰γ⁰]=4g⁰⁰=4(1)=4=Tr[I], and directly Tr[(γ⁰)²]=Tr[I]=4 since (γ⁰)²=I, consistent. For μ=ν=1: Tr[γ¹γ¹]=4g¹¹=4(−1)=−4, and directly Tr[(γ¹)²]=Tr[−I]=−4 since (γ¹)²=−I, also consistent.</w:t>
       </w:r>
     </w:p>
     <w:p>
@@ -3932,13 +6696,1030 @@
         <w:rPr>
           <w:b/>
         </w:rPr>
-        <w:t>7.</w:t>
+        <w:t>6.</w:t>
       </w:r>
       <w:r>
         <w:t xml:space="preserve"> </w:t>
       </w:r>
       <w:r>
-        <w:t>In the Dirac representation of Lesson 20, γ⁰=β=[[I,0],[0,−I]], manifestly Hermitian (real, diagonal, symmetric). γⁱ=βαⁱ=[[0,σᵢ],[σᵢ,0]] (using β's diagonal form and αᵢ's off-diagonal σᵢ blocks; direct computation gives [[0,σᵢ],[−σᵢ,0]]); its Hermitian conjugate swaps the off-diagonal blocks and conjugate-transposes each Pauli matrix (which are individually Hermitian), giving (γⁱ)†=[[0,−σᵢ],[σᵢ,0]]=−γⁱ, confirming anti-Hermiticity.</w:t>
+        <w:t>γ</w:t>
+      </w:r>
+      <w:r>
+        <w:rPr>
+          <w:vertAlign w:val="superscript"/>
+        </w:rPr>
+        <w:t>μ</w:t>
+      </w:r>
+      <w:r>
+        <w:t>γ</w:t>
+      </w:r>
+      <w:r>
+        <w:rPr>
+          <w:vertAlign w:val="superscript"/>
+        </w:rPr>
+        <w:t>ν</w:t>
+      </w:r>
+      <w:r>
+        <w:t>γ</w:t>
+      </w:r>
+      <w:r>
+        <w:rPr>
+          <w:vertAlign w:val="superscript"/>
+        </w:rPr>
+        <w:t>ρ</w:t>
+      </w:r>
+      <w:r>
+        <w:t>γ</w:t>
+      </w:r>
+      <w:r>
+        <w:rPr>
+          <w:vertAlign w:val="superscript"/>
+        </w:rPr>
+        <w:t>σ</w:t>
+      </w:r>
+      <w:r>
+        <w:t>: move γ</w:t>
+      </w:r>
+      <w:r>
+        <w:rPr>
+          <w:vertAlign w:val="superscript"/>
+        </w:rPr>
+        <w:t>σ</w:t>
+      </w:r>
+      <w:r>
+        <w:t xml:space="preserve"> past γ</w:t>
+      </w:r>
+      <w:r>
+        <w:rPr>
+          <w:vertAlign w:val="superscript"/>
+        </w:rPr>
+        <w:t>ρ</w:t>
+      </w:r>
+      <w:r>
+        <w:t xml:space="preserve"> using γ</w:t>
+      </w:r>
+      <w:r>
+        <w:rPr>
+          <w:vertAlign w:val="superscript"/>
+        </w:rPr>
+        <w:t>ρ</w:t>
+      </w:r>
+      <w:r>
+        <w:t>γ</w:t>
+      </w:r>
+      <w:r>
+        <w:rPr>
+          <w:vertAlign w:val="superscript"/>
+        </w:rPr>
+        <w:t>σ</w:t>
+      </w:r>
+      <w:r>
+        <w:t>=2g</w:t>
+      </w:r>
+      <w:r>
+        <w:rPr>
+          <w:vertAlign w:val="superscript"/>
+        </w:rPr>
+        <w:t>ρσ</w:t>
+      </w:r>
+      <w:r>
+        <w:t>−γ</w:t>
+      </w:r>
+      <w:r>
+        <w:rPr>
+          <w:vertAlign w:val="superscript"/>
+        </w:rPr>
+        <w:t>σ</w:t>
+      </w:r>
+      <w:r>
+        <w:t>γ</w:t>
+      </w:r>
+      <w:r>
+        <w:rPr>
+          <w:vertAlign w:val="superscript"/>
+        </w:rPr>
+        <w:t>ρ</w:t>
+      </w:r>
+      <w:r>
+        <w:t>, giving γ</w:t>
+      </w:r>
+      <w:r>
+        <w:rPr>
+          <w:vertAlign w:val="superscript"/>
+        </w:rPr>
+        <w:t>μ</w:t>
+      </w:r>
+      <w:r>
+        <w:t>γ</w:t>
+      </w:r>
+      <w:r>
+        <w:rPr>
+          <w:vertAlign w:val="superscript"/>
+        </w:rPr>
+        <w:t>ν</w:t>
+      </w:r>
+      <w:r>
+        <w:t>(2g</w:t>
+      </w:r>
+      <w:r>
+        <w:rPr>
+          <w:vertAlign w:val="superscript"/>
+        </w:rPr>
+        <w:t>ρσ</w:t>
+      </w:r>
+      <w:r>
+        <w:t>−γ</w:t>
+      </w:r>
+      <w:r>
+        <w:rPr>
+          <w:vertAlign w:val="superscript"/>
+        </w:rPr>
+        <w:t>σ</w:t>
+      </w:r>
+      <w:r>
+        <w:t>γ</w:t>
+      </w:r>
+      <w:r>
+        <w:rPr>
+          <w:vertAlign w:val="superscript"/>
+        </w:rPr>
+        <w:t>ρ</w:t>
+      </w:r>
+      <w:r>
+        <w:t>) = 2g</w:t>
+      </w:r>
+      <w:r>
+        <w:rPr>
+          <w:vertAlign w:val="superscript"/>
+        </w:rPr>
+        <w:t>ρσ</w:t>
+      </w:r>
+      <w:r>
+        <w:t>γ</w:t>
+      </w:r>
+      <w:r>
+        <w:rPr>
+          <w:vertAlign w:val="superscript"/>
+        </w:rPr>
+        <w:t>μ</w:t>
+      </w:r>
+      <w:r>
+        <w:t>γ</w:t>
+      </w:r>
+      <w:r>
+        <w:rPr>
+          <w:vertAlign w:val="superscript"/>
+        </w:rPr>
+        <w:t>ν</w:t>
+      </w:r>
+      <w:r>
+        <w:t xml:space="preserve"> − γ</w:t>
+      </w:r>
+      <w:r>
+        <w:rPr>
+          <w:vertAlign w:val="superscript"/>
+        </w:rPr>
+        <w:t>μ</w:t>
+      </w:r>
+      <w:r>
+        <w:t>γ</w:t>
+      </w:r>
+      <w:r>
+        <w:rPr>
+          <w:vertAlign w:val="superscript"/>
+        </w:rPr>
+        <w:t>ν</w:t>
+      </w:r>
+      <w:r>
+        <w:t>γ</w:t>
+      </w:r>
+      <w:r>
+        <w:rPr>
+          <w:vertAlign w:val="superscript"/>
+        </w:rPr>
+        <w:t>σ</w:t>
+      </w:r>
+      <w:r>
+        <w:t>γ</w:t>
+      </w:r>
+      <w:r>
+        <w:rPr>
+          <w:vertAlign w:val="superscript"/>
+        </w:rPr>
+        <w:t>ρ</w:t>
+      </w:r>
+      <w:r>
+        <w:t>. Repeating on the second term, move γ</w:t>
+      </w:r>
+      <w:r>
+        <w:rPr>
+          <w:vertAlign w:val="superscript"/>
+        </w:rPr>
+        <w:t>σ</w:t>
+      </w:r>
+      <w:r>
+        <w:t xml:space="preserve"> past γ</w:t>
+      </w:r>
+      <w:r>
+        <w:rPr>
+          <w:vertAlign w:val="superscript"/>
+        </w:rPr>
+        <w:t>ν</w:t>
+      </w:r>
+      <w:r>
+        <w:t>: γ</w:t>
+      </w:r>
+      <w:r>
+        <w:rPr>
+          <w:vertAlign w:val="superscript"/>
+        </w:rPr>
+        <w:t>ν</w:t>
+      </w:r>
+      <w:r>
+        <w:t>γ</w:t>
+      </w:r>
+      <w:r>
+        <w:rPr>
+          <w:vertAlign w:val="superscript"/>
+        </w:rPr>
+        <w:t>σ</w:t>
+      </w:r>
+      <w:r>
+        <w:t>=2g</w:t>
+      </w:r>
+      <w:r>
+        <w:rPr>
+          <w:vertAlign w:val="superscript"/>
+        </w:rPr>
+        <w:t>νσ</w:t>
+      </w:r>
+      <w:r>
+        <w:t>−γ</w:t>
+      </w:r>
+      <w:r>
+        <w:rPr>
+          <w:vertAlign w:val="superscript"/>
+        </w:rPr>
+        <w:t>σ</w:t>
+      </w:r>
+      <w:r>
+        <w:t>γ</w:t>
+      </w:r>
+      <w:r>
+        <w:rPr>
+          <w:vertAlign w:val="superscript"/>
+        </w:rPr>
+        <w:t>ν</w:t>
+      </w:r>
+      <w:r>
+        <w:t>, giving −γ</w:t>
+      </w:r>
+      <w:r>
+        <w:rPr>
+          <w:vertAlign w:val="superscript"/>
+        </w:rPr>
+        <w:t>μ</w:t>
+      </w:r>
+      <w:r>
+        <w:t>(2g</w:t>
+      </w:r>
+      <w:r>
+        <w:rPr>
+          <w:vertAlign w:val="superscript"/>
+        </w:rPr>
+        <w:t>νσ</w:t>
+      </w:r>
+      <w:r>
+        <w:t>−γ</w:t>
+      </w:r>
+      <w:r>
+        <w:rPr>
+          <w:vertAlign w:val="superscript"/>
+        </w:rPr>
+        <w:t>σ</w:t>
+      </w:r>
+      <w:r>
+        <w:t>γ</w:t>
+      </w:r>
+      <w:r>
+        <w:rPr>
+          <w:vertAlign w:val="superscript"/>
+        </w:rPr>
+        <w:t>ν</w:t>
+      </w:r>
+      <w:r>
+        <w:t>)γ</w:t>
+      </w:r>
+      <w:r>
+        <w:rPr>
+          <w:vertAlign w:val="superscript"/>
+        </w:rPr>
+        <w:t>ρ</w:t>
+      </w:r>
+      <w:r>
+        <w:t xml:space="preserve"> = −2g</w:t>
+      </w:r>
+      <w:r>
+        <w:rPr>
+          <w:vertAlign w:val="superscript"/>
+        </w:rPr>
+        <w:t>νσ</w:t>
+      </w:r>
+      <w:r>
+        <w:t>γ</w:t>
+      </w:r>
+      <w:r>
+        <w:rPr>
+          <w:vertAlign w:val="superscript"/>
+        </w:rPr>
+        <w:t>μ</w:t>
+      </w:r>
+      <w:r>
+        <w:t>γ</w:t>
+      </w:r>
+      <w:r>
+        <w:rPr>
+          <w:vertAlign w:val="superscript"/>
+        </w:rPr>
+        <w:t>ρ</w:t>
+      </w:r>
+      <w:r>
+        <w:t>+γ</w:t>
+      </w:r>
+      <w:r>
+        <w:rPr>
+          <w:vertAlign w:val="superscript"/>
+        </w:rPr>
+        <w:t>μ</w:t>
+      </w:r>
+      <w:r>
+        <w:t>γ</w:t>
+      </w:r>
+      <w:r>
+        <w:rPr>
+          <w:vertAlign w:val="superscript"/>
+        </w:rPr>
+        <w:t>σ</w:t>
+      </w:r>
+      <w:r>
+        <w:t>γ</w:t>
+      </w:r>
+      <w:r>
+        <w:rPr>
+          <w:vertAlign w:val="superscript"/>
+        </w:rPr>
+        <w:t>ν</w:t>
+      </w:r>
+      <w:r>
+        <w:t>γ</w:t>
+      </w:r>
+      <w:r>
+        <w:rPr>
+          <w:vertAlign w:val="superscript"/>
+        </w:rPr>
+        <w:t>ρ</w:t>
+      </w:r>
+      <w:r>
+        <w:t>. Move γ</w:t>
+      </w:r>
+      <w:r>
+        <w:rPr>
+          <w:vertAlign w:val="superscript"/>
+        </w:rPr>
+        <w:t>σ</w:t>
+      </w:r>
+      <w:r>
+        <w:t xml:space="preserve"> past γ</w:t>
+      </w:r>
+      <w:r>
+        <w:rPr>
+          <w:vertAlign w:val="superscript"/>
+        </w:rPr>
+        <w:t>μ</w:t>
+      </w:r>
+      <w:r>
+        <w:t xml:space="preserve"> similarly: γ</w:t>
+      </w:r>
+      <w:r>
+        <w:rPr>
+          <w:vertAlign w:val="superscript"/>
+        </w:rPr>
+        <w:t>μ</w:t>
+      </w:r>
+      <w:r>
+        <w:t>γ</w:t>
+      </w:r>
+      <w:r>
+        <w:rPr>
+          <w:vertAlign w:val="superscript"/>
+        </w:rPr>
+        <w:t>σ</w:t>
+      </w:r>
+      <w:r>
+        <w:t>=2g</w:t>
+      </w:r>
+      <w:r>
+        <w:rPr>
+          <w:vertAlign w:val="superscript"/>
+        </w:rPr>
+        <w:t>μσ</w:t>
+      </w:r>
+      <w:r>
+        <w:t>−γ</w:t>
+      </w:r>
+      <w:r>
+        <w:rPr>
+          <w:vertAlign w:val="superscript"/>
+        </w:rPr>
+        <w:t>σ</w:t>
+      </w:r>
+      <w:r>
+        <w:t>γ</w:t>
+      </w:r>
+      <w:r>
+        <w:rPr>
+          <w:vertAlign w:val="superscript"/>
+        </w:rPr>
+        <w:t>μ</w:t>
+      </w:r>
+      <w:r>
+        <w:t>, giving 2g</w:t>
+      </w:r>
+      <w:r>
+        <w:rPr>
+          <w:vertAlign w:val="superscript"/>
+        </w:rPr>
+        <w:t>μσ</w:t>
+      </w:r>
+      <w:r>
+        <w:t>γ</w:t>
+      </w:r>
+      <w:r>
+        <w:rPr>
+          <w:vertAlign w:val="superscript"/>
+        </w:rPr>
+        <w:t>ν</w:t>
+      </w:r>
+      <w:r>
+        <w:t>γ</w:t>
+      </w:r>
+      <w:r>
+        <w:rPr>
+          <w:vertAlign w:val="superscript"/>
+        </w:rPr>
+        <w:t>ρ</w:t>
+      </w:r>
+      <w:r>
+        <w:t>−γ</w:t>
+      </w:r>
+      <w:r>
+        <w:rPr>
+          <w:vertAlign w:val="superscript"/>
+        </w:rPr>
+        <w:t>σ</w:t>
+      </w:r>
+      <w:r>
+        <w:t>γ</w:t>
+      </w:r>
+      <w:r>
+        <w:rPr>
+          <w:vertAlign w:val="superscript"/>
+        </w:rPr>
+        <w:t>μ</w:t>
+      </w:r>
+      <w:r>
+        <w:t>γ</w:t>
+      </w:r>
+      <w:r>
+        <w:rPr>
+          <w:vertAlign w:val="superscript"/>
+        </w:rPr>
+        <w:t>ν</w:t>
+      </w:r>
+      <w:r>
+        <w:t>γ</w:t>
+      </w:r>
+      <w:r>
+        <w:rPr>
+          <w:vertAlign w:val="superscript"/>
+        </w:rPr>
+        <w:t>ρ</w:t>
+      </w:r>
+      <w:r>
+        <w:t>. Collecting, γ</w:t>
+      </w:r>
+      <w:r>
+        <w:rPr>
+          <w:vertAlign w:val="superscript"/>
+        </w:rPr>
+        <w:t>μ</w:t>
+      </w:r>
+      <w:r>
+        <w:t>γ</w:t>
+      </w:r>
+      <w:r>
+        <w:rPr>
+          <w:vertAlign w:val="superscript"/>
+        </w:rPr>
+        <w:t>ν</w:t>
+      </w:r>
+      <w:r>
+        <w:t>γ</w:t>
+      </w:r>
+      <w:r>
+        <w:rPr>
+          <w:vertAlign w:val="superscript"/>
+        </w:rPr>
+        <w:t>ρ</w:t>
+      </w:r>
+      <w:r>
+        <w:t>γ</w:t>
+      </w:r>
+      <w:r>
+        <w:rPr>
+          <w:vertAlign w:val="superscript"/>
+        </w:rPr>
+        <w:t>σ</w:t>
+      </w:r>
+      <w:r>
+        <w:t xml:space="preserve"> = 2g</w:t>
+      </w:r>
+      <w:r>
+        <w:rPr>
+          <w:vertAlign w:val="superscript"/>
+        </w:rPr>
+        <w:t>ρσ</w:t>
+      </w:r>
+      <w:r>
+        <w:t>γ</w:t>
+      </w:r>
+      <w:r>
+        <w:rPr>
+          <w:vertAlign w:val="superscript"/>
+        </w:rPr>
+        <w:t>μ</w:t>
+      </w:r>
+      <w:r>
+        <w:t>γ</w:t>
+      </w:r>
+      <w:r>
+        <w:rPr>
+          <w:vertAlign w:val="superscript"/>
+        </w:rPr>
+        <w:t>ν</w:t>
+      </w:r>
+      <w:r>
+        <w:t>−2g</w:t>
+      </w:r>
+      <w:r>
+        <w:rPr>
+          <w:vertAlign w:val="superscript"/>
+        </w:rPr>
+        <w:t>νσ</w:t>
+      </w:r>
+      <w:r>
+        <w:t>γ</w:t>
+      </w:r>
+      <w:r>
+        <w:rPr>
+          <w:vertAlign w:val="superscript"/>
+        </w:rPr>
+        <w:t>μ</w:t>
+      </w:r>
+      <w:r>
+        <w:t>γ</w:t>
+      </w:r>
+      <w:r>
+        <w:rPr>
+          <w:vertAlign w:val="superscript"/>
+        </w:rPr>
+        <w:t>ρ</w:t>
+      </w:r>
+      <w:r>
+        <w:t>+2g</w:t>
+      </w:r>
+      <w:r>
+        <w:rPr>
+          <w:vertAlign w:val="superscript"/>
+        </w:rPr>
+        <w:t>μσ</w:t>
+      </w:r>
+      <w:r>
+        <w:t>γ</w:t>
+      </w:r>
+      <w:r>
+        <w:rPr>
+          <w:vertAlign w:val="superscript"/>
+        </w:rPr>
+        <w:t>ν</w:t>
+      </w:r>
+      <w:r>
+        <w:t>γ</w:t>
+      </w:r>
+      <w:r>
+        <w:rPr>
+          <w:vertAlign w:val="superscript"/>
+        </w:rPr>
+        <w:t>ρ</w:t>
+      </w:r>
+      <w:r>
+        <w:t>−γ</w:t>
+      </w:r>
+      <w:r>
+        <w:rPr>
+          <w:vertAlign w:val="superscript"/>
+        </w:rPr>
+        <w:t>σ</w:t>
+      </w:r>
+      <w:r>
+        <w:t>γ</w:t>
+      </w:r>
+      <w:r>
+        <w:rPr>
+          <w:vertAlign w:val="superscript"/>
+        </w:rPr>
+        <w:t>μ</w:t>
+      </w:r>
+      <w:r>
+        <w:t>γ</w:t>
+      </w:r>
+      <w:r>
+        <w:rPr>
+          <w:vertAlign w:val="superscript"/>
+        </w:rPr>
+        <w:t>ν</w:t>
+      </w:r>
+      <w:r>
+        <w:t>γ</w:t>
+      </w:r>
+      <w:r>
+        <w:rPr>
+          <w:vertAlign w:val="superscript"/>
+        </w:rPr>
+        <w:t>ρ</w:t>
+      </w:r>
+      <w:r>
+        <w:t>. Taking the trace and using cyclicity, Tr[γ</w:t>
+      </w:r>
+      <w:r>
+        <w:rPr>
+          <w:vertAlign w:val="superscript"/>
+        </w:rPr>
+        <w:t>σ</w:t>
+      </w:r>
+      <w:r>
+        <w:t>γ</w:t>
+      </w:r>
+      <w:r>
+        <w:rPr>
+          <w:vertAlign w:val="superscript"/>
+        </w:rPr>
+        <w:t>μ</w:t>
+      </w:r>
+      <w:r>
+        <w:t>γ</w:t>
+      </w:r>
+      <w:r>
+        <w:rPr>
+          <w:vertAlign w:val="superscript"/>
+        </w:rPr>
+        <w:t>ν</w:t>
+      </w:r>
+      <w:r>
+        <w:t>γ</w:t>
+      </w:r>
+      <w:r>
+        <w:rPr>
+          <w:vertAlign w:val="superscript"/>
+        </w:rPr>
+        <w:t>ρ</w:t>
+      </w:r>
+      <w:r>
+        <w:t>]=Tr[γ</w:t>
+      </w:r>
+      <w:r>
+        <w:rPr>
+          <w:vertAlign w:val="superscript"/>
+        </w:rPr>
+        <w:t>μ</w:t>
+      </w:r>
+      <w:r>
+        <w:t>γ</w:t>
+      </w:r>
+      <w:r>
+        <w:rPr>
+          <w:vertAlign w:val="superscript"/>
+        </w:rPr>
+        <w:t>ν</w:t>
+      </w:r>
+      <w:r>
+        <w:t>γ</w:t>
+      </w:r>
+      <w:r>
+        <w:rPr>
+          <w:vertAlign w:val="superscript"/>
+        </w:rPr>
+        <w:t>ρ</w:t>
+      </w:r>
+      <w:r>
+        <w:t>γ</w:t>
+      </w:r>
+      <w:r>
+        <w:rPr>
+          <w:vertAlign w:val="superscript"/>
+        </w:rPr>
+        <w:t>σ</w:t>
+      </w:r>
+      <w:r>
+        <w:t>], so this last term moves to the left side: 2Tr[γ</w:t>
+      </w:r>
+      <w:r>
+        <w:rPr>
+          <w:vertAlign w:val="superscript"/>
+        </w:rPr>
+        <w:t>μ</w:t>
+      </w:r>
+      <w:r>
+        <w:t>γ</w:t>
+      </w:r>
+      <w:r>
+        <w:rPr>
+          <w:vertAlign w:val="superscript"/>
+        </w:rPr>
+        <w:t>ν</w:t>
+      </w:r>
+      <w:r>
+        <w:t>γ</w:t>
+      </w:r>
+      <w:r>
+        <w:rPr>
+          <w:vertAlign w:val="superscript"/>
+        </w:rPr>
+        <w:t>ρ</w:t>
+      </w:r>
+      <w:r>
+        <w:t>γ</w:t>
+      </w:r>
+      <w:r>
+        <w:rPr>
+          <w:vertAlign w:val="superscript"/>
+        </w:rPr>
+        <w:t>σ</w:t>
+      </w:r>
+      <w:r>
+        <w:t>] = 2g</w:t>
+      </w:r>
+      <w:r>
+        <w:rPr>
+          <w:vertAlign w:val="superscript"/>
+        </w:rPr>
+        <w:t>ρσ</w:t>
+      </w:r>
+      <w:r>
+        <w:t>Tr[γ</w:t>
+      </w:r>
+      <w:r>
+        <w:rPr>
+          <w:vertAlign w:val="superscript"/>
+        </w:rPr>
+        <w:t>μ</w:t>
+      </w:r>
+      <w:r>
+        <w:t>γ</w:t>
+      </w:r>
+      <w:r>
+        <w:rPr>
+          <w:vertAlign w:val="superscript"/>
+        </w:rPr>
+        <w:t>ν</w:t>
+      </w:r>
+      <w:r>
+        <w:t>]−2g</w:t>
+      </w:r>
+      <w:r>
+        <w:rPr>
+          <w:vertAlign w:val="superscript"/>
+        </w:rPr>
+        <w:t>νσ</w:t>
+      </w:r>
+      <w:r>
+        <w:t>Tr[γ</w:t>
+      </w:r>
+      <w:r>
+        <w:rPr>
+          <w:vertAlign w:val="superscript"/>
+        </w:rPr>
+        <w:t>μ</w:t>
+      </w:r>
+      <w:r>
+        <w:t>γ</w:t>
+      </w:r>
+      <w:r>
+        <w:rPr>
+          <w:vertAlign w:val="superscript"/>
+        </w:rPr>
+        <w:t>ρ</w:t>
+      </w:r>
+      <w:r>
+        <w:t>]+2g</w:t>
+      </w:r>
+      <w:r>
+        <w:rPr>
+          <w:vertAlign w:val="superscript"/>
+        </w:rPr>
+        <w:t>μσ</w:t>
+      </w:r>
+      <w:r>
+        <w:t>Tr[γ</w:t>
+      </w:r>
+      <w:r>
+        <w:rPr>
+          <w:vertAlign w:val="superscript"/>
+        </w:rPr>
+        <w:t>ν</w:t>
+      </w:r>
+      <w:r>
+        <w:t>γ</w:t>
+      </w:r>
+      <w:r>
+        <w:rPr>
+          <w:vertAlign w:val="superscript"/>
+        </w:rPr>
+        <w:t>ρ</w:t>
+      </w:r>
+      <w:r>
+        <w:t>] = 8(g</w:t>
+      </w:r>
+      <w:r>
+        <w:rPr>
+          <w:vertAlign w:val="superscript"/>
+        </w:rPr>
+        <w:t>ρσ</w:t>
+      </w:r>
+      <w:r>
+        <w:t>g</w:t>
+      </w:r>
+      <w:r>
+        <w:rPr>
+          <w:vertAlign w:val="superscript"/>
+        </w:rPr>
+        <w:t>μν</w:t>
+      </w:r>
+      <w:r>
+        <w:t>−g</w:t>
+      </w:r>
+      <w:r>
+        <w:rPr>
+          <w:vertAlign w:val="superscript"/>
+        </w:rPr>
+        <w:t>νσ</w:t>
+      </w:r>
+      <w:r>
+        <w:t>g</w:t>
+      </w:r>
+      <w:r>
+        <w:rPr>
+          <w:vertAlign w:val="superscript"/>
+        </w:rPr>
+        <w:t>μρ</w:t>
+      </w:r>
+      <w:r>
+        <w:t>+g</w:t>
+      </w:r>
+      <w:r>
+        <w:rPr>
+          <w:vertAlign w:val="superscript"/>
+        </w:rPr>
+        <w:t>μσ</w:t>
+      </w:r>
+      <w:r>
+        <w:t>g</w:t>
+      </w:r>
+      <w:r>
+        <w:rPr>
+          <w:vertAlign w:val="superscript"/>
+        </w:rPr>
+        <w:t>νρ</w:t>
+      </w:r>
+      <w:r>
+        <w:t>), using Tr[γ</w:t>
+      </w:r>
+      <w:r>
+        <w:rPr>
+          <w:vertAlign w:val="superscript"/>
+        </w:rPr>
+        <w:t>μ</w:t>
+      </w:r>
+      <w:r>
+        <w:t>γ</w:t>
+      </w:r>
+      <w:r>
+        <w:rPr>
+          <w:vertAlign w:val="superscript"/>
+        </w:rPr>
+        <w:t>ν</w:t>
+      </w:r>
+      <w:r>
+        <w:t>]=4g</w:t>
+      </w:r>
+      <w:r>
+        <w:rPr>
+          <w:vertAlign w:val="superscript"/>
+        </w:rPr>
+        <w:t>μν</w:t>
+      </w:r>
+      <w:r>
+        <w:t xml:space="preserve"> throughout. Dividing by 2 gives Tr[γ</w:t>
+      </w:r>
+      <w:r>
+        <w:rPr>
+          <w:vertAlign w:val="superscript"/>
+        </w:rPr>
+        <w:t>μ</w:t>
+      </w:r>
+      <w:r>
+        <w:t>γ</w:t>
+      </w:r>
+      <w:r>
+        <w:rPr>
+          <w:vertAlign w:val="superscript"/>
+        </w:rPr>
+        <w:t>ν</w:t>
+      </w:r>
+      <w:r>
+        <w:t>γ</w:t>
+      </w:r>
+      <w:r>
+        <w:rPr>
+          <w:vertAlign w:val="superscript"/>
+        </w:rPr>
+        <w:t>ρ</w:t>
+      </w:r>
+      <w:r>
+        <w:t>γ</w:t>
+      </w:r>
+      <w:r>
+        <w:rPr>
+          <w:vertAlign w:val="superscript"/>
+        </w:rPr>
+        <w:t>σ</w:t>
+      </w:r>
+      <w:r>
+        <w:t>]=4(g</w:t>
+      </w:r>
+      <w:r>
+        <w:rPr>
+          <w:vertAlign w:val="superscript"/>
+        </w:rPr>
+        <w:t>μν</w:t>
+      </w:r>
+      <w:r>
+        <w:t>g</w:t>
+      </w:r>
+      <w:r>
+        <w:rPr>
+          <w:vertAlign w:val="superscript"/>
+        </w:rPr>
+        <w:t>ρσ</w:t>
+      </w:r>
+      <w:r>
+        <w:t>−g</w:t>
+      </w:r>
+      <w:r>
+        <w:rPr>
+          <w:vertAlign w:val="superscript"/>
+        </w:rPr>
+        <w:t>μρ</w:t>
+      </w:r>
+      <w:r>
+        <w:t>g</w:t>
+      </w:r>
+      <w:r>
+        <w:rPr>
+          <w:vertAlign w:val="superscript"/>
+        </w:rPr>
+        <w:t>νσ</w:t>
+      </w:r>
+      <w:r>
+        <w:t>+g</w:t>
+      </w:r>
+      <w:r>
+        <w:rPr>
+          <w:vertAlign w:val="superscript"/>
+        </w:rPr>
+        <w:t>μσ</w:t>
+      </w:r>
+      <w:r>
+        <w:t>g</w:t>
+      </w:r>
+      <w:r>
+        <w:rPr>
+          <w:vertAlign w:val="superscript"/>
+        </w:rPr>
+        <w:t>νρ</w:t>
+      </w:r>
+      <w:r>
+        <w:t>), matching Section 2.4.</w:t>
       </w:r>
     </w:p>
     <w:p>
@@ -3946,13 +7727,13 @@
         <w:rPr>
           <w:b/>
         </w:rPr>
-        <w:t>8.</w:t>
+        <w:t>7.</w:t>
       </w:r>
       <w:r>
         <w:t xml:space="preserve"> </w:t>
       </w:r>
       <w:r>
-        <w:t>(γ⁵)† = (iγ⁰γ¹γ²γ³)† = −i(γ³)†(γ²)†(γ¹)†(γ⁰)† (using (ABC D)†=D†C†B†A† and complex conjugation of i) = −i(−γ³)(−γ²)(−γ¹)(γ⁰) = −i(−1)³γ³γ²γ¹γ⁰ = iγ³γ²γ¹γ⁰. Reordering γ³γ²γ¹γ⁰ back to γ⁰γ¹γ²γ³ requires moving γ⁰ from the last position to the first past three distinct gamma matrices (three anticommutations, sign (−1)³=−1), then γ¹ similarly, etc.; carrying this through (or citing that reversing the order of n distinct anticommuting factors gives a sign (−1)^(n(n−1)/2) = (−1)^6=+1 for n=4) confirms iγ³γ²γ¹γ⁰=iγ⁰γ¹γ²γ³=γ⁵, so (γ⁵)†=γ⁵: Hermitian.</w:t>
+        <w:t>In the Dirac representation of Lesson 20, γ⁰=β=[[I,0],[0,−I]], manifestly Hermitian (real, diagonal, symmetric). γⁱ=βαⁱ=[[0,σᵢ],[σᵢ,0]] (using β's diagonal form and αᵢ's off-diagonal σᵢ blocks; direct computation gives [[0,σᵢ],[−σᵢ,0]]); its Hermitian conjugate swaps the off-diagonal blocks and conjugate-transposes each Pauli matrix (which are individually Hermitian), giving (γⁱ)†=[[0,−σᵢ],[σᵢ,0]]=−γⁱ, confirming anti-Hermiticity.</w:t>
       </w:r>
     </w:p>
     <w:p>
@@ -3960,13 +7741,31 @@
         <w:rPr>
           <w:b/>
         </w:rPr>
-        <w:t>9.</w:t>
+        <w:t>8.</w:t>
       </w:r>
       <w:r>
         <w:t xml:space="preserve"> </w:t>
       </w:r>
       <w:r>
-        <w:t>(iγ⁰γ¹γ²γ³)(iγ⁰γ¹γ²γ³) = −γ⁰γ¹γ²γ³γ⁰γ¹γ²γ³. To sort this into (γ⁰)²(γ¹)²(γ²)²(γ³)², move the second γ⁰ leftward past γ³,γ²,γ¹ (3 transpositions), then the second γ¹ (now second from left after that move) past γ³,γ² (2 transpositions), then the second γ² past γ³ (1 transposition); the second γ³ is already in place (0 transpositions). The total sign is (−1)^(3+2+1+0) = (−1)⁶ = +1, so the product becomes (γ⁰)²(γ¹)²(γ²)²(γ³)² = (I)(−I)(−I)(−I) = −I. Hence (γ⁵)² = −(−I) = I.</w:t>
+        <w:t>(γ⁵)† = (iγ⁰γ¹γ²γ³)† = −i(γ³)†(γ²)†(γ¹)†(γ⁰)† (using (ABC D)†=D†C†B†A† and complex conjugation of i) = −i(−γ³)(−γ²)(−γ¹)(γ⁰) = −i(−1)³γ³γ²γ¹γ⁰ = iγ³γ²γ¹γ⁰. Reordering γ³γ²γ¹γ⁰ back to γ⁰γ¹γ²γ³ requires moving γ⁰ from the last position to the first past three distinct gamma matrices (three anticommutations, sign (−1)³=−1), then γ¹ similarly, etc.; carrying this through (or citing that reversing the order of n distinct anticommuting factors gives a sign (−1)</w:t>
+      </w:r>
+      <w:r>
+        <w:rPr>
+          <w:vertAlign w:val="superscript"/>
+        </w:rPr>
+        <w:t>n(n−1)/2</w:t>
+      </w:r>
+      <w:r>
+        <w:t xml:space="preserve"> = (−1)</w:t>
+      </w:r>
+      <w:r>
+        <w:rPr>
+          <w:vertAlign w:val="superscript"/>
+        </w:rPr>
+        <w:t>6</w:t>
+      </w:r>
+      <w:r>
+        <w:t>=+1 for n=4) confirms iγ³γ²γ¹γ⁰=iγ⁰γ¹γ²γ³=γ⁵, so (γ⁵)†=γ⁵: Hermitian.</w:t>
       </w:r>
     </w:p>
     <w:p>
@@ -3974,13 +7773,22 @@
         <w:rPr>
           <w:b/>
         </w:rPr>
-        <w:t>10.</w:t>
+        <w:t>9.</w:t>
       </w:r>
       <w:r>
         <w:t xml:space="preserve"> </w:t>
       </w:r>
       <w:r>
-        <w:t>P_R² = [(1+γ⁵)/2]² = (1+2γ⁵+(γ⁵)²)/4 = (1+2γ⁵+1)/4 = (1+γ⁵)/2 = P_R. P_LP_R = [(1−γ⁵)/2][(1+γ⁵)/2] = (1−(γ⁵)²)/4 = (1−1)/4 = 0.</w:t>
+        <w:t>(iγ⁰γ¹γ²γ³)(iγ⁰γ¹γ²γ³) = −γ⁰γ¹γ²γ³γ⁰γ¹γ²γ³. To sort this into (γ⁰)²(γ¹)²(γ²)²(γ³)², move the second γ⁰ leftward past γ³,γ²,γ¹ (3 transpositions), then the second γ¹ (now second from left after that move) past γ³,γ² (2 transpositions), then the second γ² past γ³ (1 transposition); the second γ³ is already in place (0 transpositions). The total sign is (−1)</w:t>
+      </w:r>
+      <w:r>
+        <w:rPr>
+          <w:vertAlign w:val="superscript"/>
+        </w:rPr>
+        <w:t>3+2+1+0</w:t>
+      </w:r>
+      <w:r>
+        <w:t xml:space="preserve"> = (−1)⁶ = +1, so the product becomes (γ⁰)²(γ¹)²(γ²)²(γ³)² = (I)(−I)(−I)(−I) = −I. Hence (γ⁵)² = −(−I) = I.</w:t>
       </w:r>
     </w:p>
     <w:p>
@@ -3988,13 +7796,46 @@
         <w:rPr>
           <w:b/>
         </w:rPr>
-        <w:t>11.</w:t>
+        <w:t>10.</w:t>
       </w:r>
       <w:r>
         <w:t xml:space="preserve"> </w:t>
       </w:r>
       <w:r>
-        <w:t>Tr[γ⁵] must be a number built from the algebra alone, with no free indices and no external vectors to contract against; it must therefore be a pure (dimensionless, representation-independent) constant. Since γ⁵ is a product of four distinct, mutually anticommuting matrices, and no combination of the metric tensor alone (the only invariant tensor with no free indices available, since ε^μνρσ needs four free indices to be nonvanishing) can produce a nonzero scalar from this structure, the only self-consistent value is Tr[γ⁵]=0, confirmed by any explicit representation as well.</w:t>
+        <w:t>P</w:t>
+      </w:r>
+      <w:r>
+        <w:rPr>
+          <w:vertAlign w:val="subscript"/>
+        </w:rPr>
+        <w:t>R</w:t>
+      </w:r>
+      <w:r>
+        <w:t>² = [(1+γ⁵)/2]² = (1+2γ⁵+(γ⁵)²)/4 = (1+2γ⁵+1)/4 = (1+γ⁵)/2 = P</w:t>
+      </w:r>
+      <w:r>
+        <w:rPr>
+          <w:vertAlign w:val="subscript"/>
+        </w:rPr>
+        <w:t>R</w:t>
+      </w:r>
+      <w:r>
+        <w:t>. P</w:t>
+      </w:r>
+      <w:r>
+        <w:rPr>
+          <w:vertAlign w:val="subscript"/>
+        </w:rPr>
+        <w:t>LP</w:t>
+      </w:r>
+      <w:r>
+        <w:rPr>
+          <w:vertAlign w:val="subscript"/>
+        </w:rPr>
+        <w:t>R</w:t>
+      </w:r>
+      <w:r>
+        <w:t xml:space="preserve"> = [(1−γ⁵)/2][(1+γ⁵)/2] = (1−(γ⁵)²)/4 = (1−1)/4 = 0.</w:t>
       </w:r>
     </w:p>
     <w:p>
@@ -4002,13 +7843,22 @@
         <w:rPr>
           <w:b/>
         </w:rPr>
-        <w:t>12.</w:t>
+        <w:t>11.</w:t>
       </w:r>
       <w:r>
         <w:t xml:space="preserve"> </w:t>
       </w:r>
       <w:r>
-        <w:t>Tr[γ^μγ^νγ^ρ] = Tr[γ^μγ^νγ^ρ(γ⁵)²] = Tr[γ^μγ^νγ^ρ(γ⁵)²]. Move one γ⁵ to the front: (γ⁵)² commutes trivially with itself, but to use anticommutation, write γ^μγ^νγ^ρ γ⁵ γ⁵ and move the first γ⁵ leftward past γ^ρ, γ^ν, γ^μ (three anticommutations, sign (−1)³=−1): = −γ⁵γ^μγ^νγ^ργ⁵. Taking the trace and using cyclicity, Tr[γ^μγ^νγ^ρ] = −Tr[γ⁵γ^μγ^νγ^ργ⁵] = −Tr[γ⁵γ⁵γ^μγ^νγ^ρ] (cyclicity) = −Tr[γ^μγ^νγ^ρ] (using (γ⁵)²=I), forcing Tr[γ^μγ^νγ^ρ]=0.</w:t>
+        <w:t>Tr[γ⁵] must be a number built from the algebra alone, with no free indices and no external vectors to contract against; it must therefore be a pure (dimensionless, representation-independent) constant. Since γ⁵ is a product of four distinct, mutually anticommuting matrices, and no combination of the metric tensor alone (the only invariant tensor with no free indices available, since ε</w:t>
+      </w:r>
+      <w:r>
+        <w:rPr>
+          <w:vertAlign w:val="superscript"/>
+        </w:rPr>
+        <w:t>μνρσ</w:t>
+      </w:r>
+      <w:r>
+        <w:t xml:space="preserve"> needs four free indices to be nonvanishing) can produce a nonzero scalar from this structure, the only self-consistent value is Tr[γ⁵]=0, confirmed by any explicit representation as well.</w:t>
       </w:r>
     </w:p>
     <w:p>
@@ -4016,13 +7866,310 @@
         <w:rPr>
           <w:b/>
         </w:rPr>
-        <w:t>13.</w:t>
+        <w:t>12.</w:t>
       </w:r>
       <w:r>
         <w:t xml:space="preserve"> </w:t>
       </w:r>
       <w:r>
-        <w:t>Both are direct applications of the stated rule: Tr[γ⁵γ^μγ^νγ^ρ] has γ⁵ plus only three other gamma matrices, fewer than the four required for a nonzero ε^μνρσ-type result, so it vanishes; Tr[γ⁵] has γ⁵ plus zero other gamma matrices, even further below the threshold, so it vanishes as well, consistent with the independent argument of Exercise 11.</w:t>
+        <w:t>Tr[γ</w:t>
+      </w:r>
+      <w:r>
+        <w:rPr>
+          <w:vertAlign w:val="superscript"/>
+        </w:rPr>
+        <w:t>μ</w:t>
+      </w:r>
+      <w:r>
+        <w:t>γ</w:t>
+      </w:r>
+      <w:r>
+        <w:rPr>
+          <w:vertAlign w:val="superscript"/>
+        </w:rPr>
+        <w:t>ν</w:t>
+      </w:r>
+      <w:r>
+        <w:t>γ</w:t>
+      </w:r>
+      <w:r>
+        <w:rPr>
+          <w:vertAlign w:val="superscript"/>
+        </w:rPr>
+        <w:t>ρ</w:t>
+      </w:r>
+      <w:r>
+        <w:t>] = Tr[γ</w:t>
+      </w:r>
+      <w:r>
+        <w:rPr>
+          <w:vertAlign w:val="superscript"/>
+        </w:rPr>
+        <w:t>μ</w:t>
+      </w:r>
+      <w:r>
+        <w:t>γ</w:t>
+      </w:r>
+      <w:r>
+        <w:rPr>
+          <w:vertAlign w:val="superscript"/>
+        </w:rPr>
+        <w:t>ν</w:t>
+      </w:r>
+      <w:r>
+        <w:t>γ</w:t>
+      </w:r>
+      <w:r>
+        <w:rPr>
+          <w:vertAlign w:val="superscript"/>
+        </w:rPr>
+        <w:t>ρ</w:t>
+      </w:r>
+      <w:r>
+        <w:t>(γ⁵)²] = Tr[γ</w:t>
+      </w:r>
+      <w:r>
+        <w:rPr>
+          <w:vertAlign w:val="superscript"/>
+        </w:rPr>
+        <w:t>μ</w:t>
+      </w:r>
+      <w:r>
+        <w:t>γ</w:t>
+      </w:r>
+      <w:r>
+        <w:rPr>
+          <w:vertAlign w:val="superscript"/>
+        </w:rPr>
+        <w:t>ν</w:t>
+      </w:r>
+      <w:r>
+        <w:t>γ</w:t>
+      </w:r>
+      <w:r>
+        <w:rPr>
+          <w:vertAlign w:val="superscript"/>
+        </w:rPr>
+        <w:t>ρ</w:t>
+      </w:r>
+      <w:r>
+        <w:t>(γ⁵)²]. Move one γ⁵ to the front: (γ⁵)² commutes trivially with itself, but to use anticommutation, write γ</w:t>
+      </w:r>
+      <w:r>
+        <w:rPr>
+          <w:vertAlign w:val="superscript"/>
+        </w:rPr>
+        <w:t>μ</w:t>
+      </w:r>
+      <w:r>
+        <w:t>γ</w:t>
+      </w:r>
+      <w:r>
+        <w:rPr>
+          <w:vertAlign w:val="superscript"/>
+        </w:rPr>
+        <w:t>ν</w:t>
+      </w:r>
+      <w:r>
+        <w:t>γ</w:t>
+      </w:r>
+      <w:r>
+        <w:rPr>
+          <w:vertAlign w:val="superscript"/>
+        </w:rPr>
+        <w:t>ρ</w:t>
+      </w:r>
+      <w:r>
+        <w:t xml:space="preserve"> γ⁵ γ⁵ and move the first γ⁵ leftward past γ</w:t>
+      </w:r>
+      <w:r>
+        <w:rPr>
+          <w:vertAlign w:val="superscript"/>
+        </w:rPr>
+        <w:t>ρ</w:t>
+      </w:r>
+      <w:r>
+        <w:t>, γ</w:t>
+      </w:r>
+      <w:r>
+        <w:rPr>
+          <w:vertAlign w:val="superscript"/>
+        </w:rPr>
+        <w:t>ν</w:t>
+      </w:r>
+      <w:r>
+        <w:t>, γ</w:t>
+      </w:r>
+      <w:r>
+        <w:rPr>
+          <w:vertAlign w:val="superscript"/>
+        </w:rPr>
+        <w:t>μ</w:t>
+      </w:r>
+      <w:r>
+        <w:t xml:space="preserve"> (three anticommutations, sign (−1)³=−1): = −γ⁵γ</w:t>
+      </w:r>
+      <w:r>
+        <w:rPr>
+          <w:vertAlign w:val="superscript"/>
+        </w:rPr>
+        <w:t>μ</w:t>
+      </w:r>
+      <w:r>
+        <w:t>γ</w:t>
+      </w:r>
+      <w:r>
+        <w:rPr>
+          <w:vertAlign w:val="superscript"/>
+        </w:rPr>
+        <w:t>ν</w:t>
+      </w:r>
+      <w:r>
+        <w:t>γ</w:t>
+      </w:r>
+      <w:r>
+        <w:rPr>
+          <w:vertAlign w:val="superscript"/>
+        </w:rPr>
+        <w:t>ρ</w:t>
+      </w:r>
+      <w:r>
+        <w:t>γ⁵. Taking the trace and using cyclicity, Tr[γ</w:t>
+      </w:r>
+      <w:r>
+        <w:rPr>
+          <w:vertAlign w:val="superscript"/>
+        </w:rPr>
+        <w:t>μ</w:t>
+      </w:r>
+      <w:r>
+        <w:t>γ</w:t>
+      </w:r>
+      <w:r>
+        <w:rPr>
+          <w:vertAlign w:val="superscript"/>
+        </w:rPr>
+        <w:t>ν</w:t>
+      </w:r>
+      <w:r>
+        <w:t>γ</w:t>
+      </w:r>
+      <w:r>
+        <w:rPr>
+          <w:vertAlign w:val="superscript"/>
+        </w:rPr>
+        <w:t>ρ</w:t>
+      </w:r>
+      <w:r>
+        <w:t>] = −Tr[γ⁵γ</w:t>
+      </w:r>
+      <w:r>
+        <w:rPr>
+          <w:vertAlign w:val="superscript"/>
+        </w:rPr>
+        <w:t>μ</w:t>
+      </w:r>
+      <w:r>
+        <w:t>γ</w:t>
+      </w:r>
+      <w:r>
+        <w:rPr>
+          <w:vertAlign w:val="superscript"/>
+        </w:rPr>
+        <w:t>ν</w:t>
+      </w:r>
+      <w:r>
+        <w:t>γ</w:t>
+      </w:r>
+      <w:r>
+        <w:rPr>
+          <w:vertAlign w:val="superscript"/>
+        </w:rPr>
+        <w:t>ρ</w:t>
+      </w:r>
+      <w:r>
+        <w:t>γ⁵] = −Tr[γ⁵γ⁵γ</w:t>
+      </w:r>
+      <w:r>
+        <w:rPr>
+          <w:vertAlign w:val="superscript"/>
+        </w:rPr>
+        <w:t>μ</w:t>
+      </w:r>
+      <w:r>
+        <w:t>γ</w:t>
+      </w:r>
+      <w:r>
+        <w:rPr>
+          <w:vertAlign w:val="superscript"/>
+        </w:rPr>
+        <w:t>ν</w:t>
+      </w:r>
+      <w:r>
+        <w:t>γ</w:t>
+      </w:r>
+      <w:r>
+        <w:rPr>
+          <w:vertAlign w:val="superscript"/>
+        </w:rPr>
+        <w:t>ρ</w:t>
+      </w:r>
+      <w:r>
+        <w:t>] (cyclicity) = −Tr[γ</w:t>
+      </w:r>
+      <w:r>
+        <w:rPr>
+          <w:vertAlign w:val="superscript"/>
+        </w:rPr>
+        <w:t>μ</w:t>
+      </w:r>
+      <w:r>
+        <w:t>γ</w:t>
+      </w:r>
+      <w:r>
+        <w:rPr>
+          <w:vertAlign w:val="superscript"/>
+        </w:rPr>
+        <w:t>ν</w:t>
+      </w:r>
+      <w:r>
+        <w:t>γ</w:t>
+      </w:r>
+      <w:r>
+        <w:rPr>
+          <w:vertAlign w:val="superscript"/>
+        </w:rPr>
+        <w:t>ρ</w:t>
+      </w:r>
+      <w:r>
+        <w:t>] (using (γ⁵)²=I), forcing Tr[γ</w:t>
+      </w:r>
+      <w:r>
+        <w:rPr>
+          <w:vertAlign w:val="superscript"/>
+        </w:rPr>
+        <w:t>μ</w:t>
+      </w:r>
+      <w:r>
+        <w:t>γ</w:t>
+      </w:r>
+      <w:r>
+        <w:rPr>
+          <w:vertAlign w:val="superscript"/>
+        </w:rPr>
+        <w:t>ν</w:t>
+      </w:r>
+      <w:r>
+        <w:t>γ</w:t>
+      </w:r>
+      <w:r>
+        <w:rPr>
+          <w:vertAlign w:val="superscript"/>
+        </w:rPr>
+        <w:t>ρ</w:t>
+      </w:r>
+      <w:r>
+        <w:t>]=0.</w:t>
       </w:r>
     </w:p>
     <w:p>
@@ -4030,13 +8177,49 @@
         <w:rPr>
           <w:b/>
         </w:rPr>
-        <w:t>14.</w:t>
+        <w:t>13.</w:t>
       </w:r>
       <w:r>
         <w:t xml:space="preserve"> </w:t>
       </w:r>
       <w:r>
-        <w:t>Tr[(p̸+m)(p̸+m)] = Tr[p̸p̸] + 2mTr[p̸] + m²Tr[I] = 4p² + 0 + 4m² = 4(p²+m²), using Tr[p̸p̸]=4p² (Exercise 3), Tr[p̸]=0 (odd trace, Section 2.2), and Tr[I]=4. On-shell, p²=m², giving 4(m²+m²)=8m².</w:t>
+        <w:t>Both are direct applications of the stated rule: Tr[γ⁵γ</w:t>
+      </w:r>
+      <w:r>
+        <w:rPr>
+          <w:vertAlign w:val="superscript"/>
+        </w:rPr>
+        <w:t>μ</w:t>
+      </w:r>
+      <w:r>
+        <w:t>γ</w:t>
+      </w:r>
+      <w:r>
+        <w:rPr>
+          <w:vertAlign w:val="superscript"/>
+        </w:rPr>
+        <w:t>ν</w:t>
+      </w:r>
+      <w:r>
+        <w:t>γ</w:t>
+      </w:r>
+      <w:r>
+        <w:rPr>
+          <w:vertAlign w:val="superscript"/>
+        </w:rPr>
+        <w:t>ρ</w:t>
+      </w:r>
+      <w:r>
+        <w:t>] has γ⁵ plus only three other gamma matrices, fewer than the four required for a nonzero ε</w:t>
+      </w:r>
+      <w:r>
+        <w:rPr>
+          <w:vertAlign w:val="superscript"/>
+        </w:rPr>
+        <w:t>μνρσ</w:t>
+      </w:r>
+      <w:r>
+        <w:t>-type result, so it vanishes; Tr[γ⁵] has γ⁵ plus zero other gamma matrices, even further below the threshold, so it vanishes as well, consistent with the independent argument of Exercise 11.</w:t>
       </w:r>
     </w:p>
     <w:p>
@@ -4044,13 +8227,13 @@
         <w:rPr>
           <w:b/>
         </w:rPr>
-        <w:t>15.</w:t>
+        <w:t>14.</w:t>
       </w:r>
       <w:r>
         <w:t xml:space="preserve"> </w:t>
       </w:r>
       <w:r>
-        <w:t>ψ_L+ψ_R = P_Lψ+P_Rψ = (P_L+P_R)ψ = Iψ = ψ, using P_L+P_R=I. And P_Lψ_R = P_L(P_Rψ) = (P_LP_R)ψ = 0·ψ = 0, using P_LP_R=0 from Section 4.3/Exercise 10.</w:t>
+        <w:t>Tr[(p̸+m)(p̸+m)] = Tr[p̸p̸] + 2mTr[p̸] + m²Tr[I] = 4p² + 0 + 4m² = 4(p²+m²), using Tr[p̸p̸]=4p² (Exercise 3), Tr[p̸]=0 (odd trace, Section 2.2), and Tr[I]=4. On-shell, p²=m², giving 4(m²+m²)=8m².</w:t>
       </w:r>
     </w:p>
     <w:p>
@@ -4058,13 +8241,498 @@
         <w:rPr>
           <w:b/>
         </w:rPr>
+        <w:t>15.</w:t>
+      </w:r>
+      <w:r>
+        <w:t xml:space="preserve"> </w:t>
+      </w:r>
+      <w:r>
+        <w:t>ψ</w:t>
+      </w:r>
+      <w:r>
+        <w:rPr>
+          <w:vertAlign w:val="subscript"/>
+        </w:rPr>
+        <w:t>L</w:t>
+      </w:r>
+      <w:r>
+        <w:t>+ψ</w:t>
+      </w:r>
+      <w:r>
+        <w:rPr>
+          <w:vertAlign w:val="subscript"/>
+        </w:rPr>
+        <w:t>R</w:t>
+      </w:r>
+      <w:r>
+        <w:t xml:space="preserve"> = P</w:t>
+      </w:r>
+      <w:r>
+        <w:rPr>
+          <w:vertAlign w:val="subscript"/>
+        </w:rPr>
+        <w:t>L</w:t>
+      </w:r>
+      <w:r>
+        <w:t>ψ+P</w:t>
+      </w:r>
+      <w:r>
+        <w:rPr>
+          <w:vertAlign w:val="subscript"/>
+        </w:rPr>
+        <w:t>R</w:t>
+      </w:r>
+      <w:r>
+        <w:t>ψ = (P</w:t>
+      </w:r>
+      <w:r>
+        <w:rPr>
+          <w:vertAlign w:val="subscript"/>
+        </w:rPr>
+        <w:t>L</w:t>
+      </w:r>
+      <w:r>
+        <w:t>+P</w:t>
+      </w:r>
+      <w:r>
+        <w:rPr>
+          <w:vertAlign w:val="subscript"/>
+        </w:rPr>
+        <w:t>R</w:t>
+      </w:r>
+      <w:r>
+        <w:t>)ψ = Iψ = ψ, using P</w:t>
+      </w:r>
+      <w:r>
+        <w:rPr>
+          <w:vertAlign w:val="subscript"/>
+        </w:rPr>
+        <w:t>L</w:t>
+      </w:r>
+      <w:r>
+        <w:t>+P</w:t>
+      </w:r>
+      <w:r>
+        <w:rPr>
+          <w:vertAlign w:val="subscript"/>
+        </w:rPr>
+        <w:t>R</w:t>
+      </w:r>
+      <w:r>
+        <w:t>=I. And P</w:t>
+      </w:r>
+      <w:r>
+        <w:rPr>
+          <w:vertAlign w:val="subscript"/>
+        </w:rPr>
+        <w:t>L</w:t>
+      </w:r>
+      <w:r>
+        <w:t>ψ</w:t>
+      </w:r>
+      <w:r>
+        <w:rPr>
+          <w:vertAlign w:val="subscript"/>
+        </w:rPr>
+        <w:t>R</w:t>
+      </w:r>
+      <w:r>
+        <w:t xml:space="preserve"> = P</w:t>
+      </w:r>
+      <w:r>
+        <w:rPr>
+          <w:vertAlign w:val="subscript"/>
+        </w:rPr>
+        <w:t>L</w:t>
+      </w:r>
+      <w:r>
+        <w:t>(P</w:t>
+      </w:r>
+      <w:r>
+        <w:rPr>
+          <w:vertAlign w:val="subscript"/>
+        </w:rPr>
+        <w:t>R</w:t>
+      </w:r>
+      <w:r>
+        <w:t>ψ) = (P</w:t>
+      </w:r>
+      <w:r>
+        <w:rPr>
+          <w:vertAlign w:val="subscript"/>
+        </w:rPr>
+        <w:t>LP</w:t>
+      </w:r>
+      <w:r>
+        <w:rPr>
+          <w:vertAlign w:val="subscript"/>
+        </w:rPr>
+        <w:t>R</w:t>
+      </w:r>
+      <w:r>
+        <w:t>)ψ = 0·ψ = 0, using P</w:t>
+      </w:r>
+      <w:r>
+        <w:rPr>
+          <w:vertAlign w:val="subscript"/>
+        </w:rPr>
+        <w:t>LP</w:t>
+      </w:r>
+      <w:r>
+        <w:rPr>
+          <w:vertAlign w:val="subscript"/>
+        </w:rPr>
+        <w:t>R</w:t>
+      </w:r>
+      <w:r>
+        <w:t>=0 from Section 4.3/Exercise 10.</w:t>
+      </w:r>
+    </w:p>
+    <w:p>
+      <w:r>
+        <w:rPr>
+          <w:b/>
+        </w:rPr>
         <w:t>16.</w:t>
       </w:r>
       <w:r>
         <w:t xml:space="preserve"> </w:t>
       </w:r>
       <w:r>
-        <w:t>Write a̸=a_σγ^σ and use Tr[γ^μγ^νγ^ργ^σ]=4(g^μνg^ρσ−g^μρg^νσ+g^μσg^νρ) from Section 2.4, contracting the σ index with a_σ: Tr[γ^μγ^νγ^ρa̸] = a_σTr[γ^μγ^νγ^ργ^σ] = 4a_σ(g^μνg^ρσ−g^μρg^νσ+g^μσg^νρ) = 4(g^μνa^ρ−g^μρa^ν+g^νρa^μ), using g^ρσa_σ=a^ρ and similarly for the other terms; this trace, containing four gamma-type factors in total (three explicit plus one slashed vector), is even, so the odd-trace vanishing rule of Section 2.2 does not apply, and the nonzero result above is the correct evaluation.</w:t>
+        <w:t>Write a̸=a</w:t>
+      </w:r>
+      <w:r>
+        <w:rPr>
+          <w:vertAlign w:val="subscript"/>
+        </w:rPr>
+        <w:t>σ</w:t>
+      </w:r>
+      <w:r>
+        <w:t>γ</w:t>
+      </w:r>
+      <w:r>
+        <w:rPr>
+          <w:vertAlign w:val="superscript"/>
+        </w:rPr>
+        <w:t>σ</w:t>
+      </w:r>
+      <w:r>
+        <w:t xml:space="preserve"> and use Tr[γ</w:t>
+      </w:r>
+      <w:r>
+        <w:rPr>
+          <w:vertAlign w:val="superscript"/>
+        </w:rPr>
+        <w:t>μ</w:t>
+      </w:r>
+      <w:r>
+        <w:t>γ</w:t>
+      </w:r>
+      <w:r>
+        <w:rPr>
+          <w:vertAlign w:val="superscript"/>
+        </w:rPr>
+        <w:t>ν</w:t>
+      </w:r>
+      <w:r>
+        <w:t>γ</w:t>
+      </w:r>
+      <w:r>
+        <w:rPr>
+          <w:vertAlign w:val="superscript"/>
+        </w:rPr>
+        <w:t>ρ</w:t>
+      </w:r>
+      <w:r>
+        <w:t>γ</w:t>
+      </w:r>
+      <w:r>
+        <w:rPr>
+          <w:vertAlign w:val="superscript"/>
+        </w:rPr>
+        <w:t>σ</w:t>
+      </w:r>
+      <w:r>
+        <w:t>]=4(g</w:t>
+      </w:r>
+      <w:r>
+        <w:rPr>
+          <w:vertAlign w:val="superscript"/>
+        </w:rPr>
+        <w:t>μν</w:t>
+      </w:r>
+      <w:r>
+        <w:t>g</w:t>
+      </w:r>
+      <w:r>
+        <w:rPr>
+          <w:vertAlign w:val="superscript"/>
+        </w:rPr>
+        <w:t>ρσ</w:t>
+      </w:r>
+      <w:r>
+        <w:t>−g</w:t>
+      </w:r>
+      <w:r>
+        <w:rPr>
+          <w:vertAlign w:val="superscript"/>
+        </w:rPr>
+        <w:t>μρ</w:t>
+      </w:r>
+      <w:r>
+        <w:t>g</w:t>
+      </w:r>
+      <w:r>
+        <w:rPr>
+          <w:vertAlign w:val="superscript"/>
+        </w:rPr>
+        <w:t>νσ</w:t>
+      </w:r>
+      <w:r>
+        <w:t>+g</w:t>
+      </w:r>
+      <w:r>
+        <w:rPr>
+          <w:vertAlign w:val="superscript"/>
+        </w:rPr>
+        <w:t>μσ</w:t>
+      </w:r>
+      <w:r>
+        <w:t>g</w:t>
+      </w:r>
+      <w:r>
+        <w:rPr>
+          <w:vertAlign w:val="superscript"/>
+        </w:rPr>
+        <w:t>νρ</w:t>
+      </w:r>
+      <w:r>
+        <w:t>) from Section 2.4, contracting the σ index with a</w:t>
+      </w:r>
+      <w:r>
+        <w:rPr>
+          <w:vertAlign w:val="subscript"/>
+        </w:rPr>
+        <w:t>σ</w:t>
+      </w:r>
+      <w:r>
+        <w:t>: Tr[γ</w:t>
+      </w:r>
+      <w:r>
+        <w:rPr>
+          <w:vertAlign w:val="superscript"/>
+        </w:rPr>
+        <w:t>μ</w:t>
+      </w:r>
+      <w:r>
+        <w:t>γ</w:t>
+      </w:r>
+      <w:r>
+        <w:rPr>
+          <w:vertAlign w:val="superscript"/>
+        </w:rPr>
+        <w:t>ν</w:t>
+      </w:r>
+      <w:r>
+        <w:t>γ</w:t>
+      </w:r>
+      <w:r>
+        <w:rPr>
+          <w:vertAlign w:val="superscript"/>
+        </w:rPr>
+        <w:t>ρ</w:t>
+      </w:r>
+      <w:r>
+        <w:t>a̸] = a</w:t>
+      </w:r>
+      <w:r>
+        <w:rPr>
+          <w:vertAlign w:val="subscript"/>
+        </w:rPr>
+        <w:t>σ</w:t>
+      </w:r>
+      <w:r>
+        <w:t>Tr[γ</w:t>
+      </w:r>
+      <w:r>
+        <w:rPr>
+          <w:vertAlign w:val="superscript"/>
+        </w:rPr>
+        <w:t>μ</w:t>
+      </w:r>
+      <w:r>
+        <w:t>γ</w:t>
+      </w:r>
+      <w:r>
+        <w:rPr>
+          <w:vertAlign w:val="superscript"/>
+        </w:rPr>
+        <w:t>ν</w:t>
+      </w:r>
+      <w:r>
+        <w:t>γ</w:t>
+      </w:r>
+      <w:r>
+        <w:rPr>
+          <w:vertAlign w:val="superscript"/>
+        </w:rPr>
+        <w:t>ρ</w:t>
+      </w:r>
+      <w:r>
+        <w:t>γ</w:t>
+      </w:r>
+      <w:r>
+        <w:rPr>
+          <w:vertAlign w:val="superscript"/>
+        </w:rPr>
+        <w:t>σ</w:t>
+      </w:r>
+      <w:r>
+        <w:t>] = 4a</w:t>
+      </w:r>
+      <w:r>
+        <w:rPr>
+          <w:vertAlign w:val="subscript"/>
+        </w:rPr>
+        <w:t>σ</w:t>
+      </w:r>
+      <w:r>
+        <w:t>(g</w:t>
+      </w:r>
+      <w:r>
+        <w:rPr>
+          <w:vertAlign w:val="superscript"/>
+        </w:rPr>
+        <w:t>μν</w:t>
+      </w:r>
+      <w:r>
+        <w:t>g</w:t>
+      </w:r>
+      <w:r>
+        <w:rPr>
+          <w:vertAlign w:val="superscript"/>
+        </w:rPr>
+        <w:t>ρσ</w:t>
+      </w:r>
+      <w:r>
+        <w:t>−g</w:t>
+      </w:r>
+      <w:r>
+        <w:rPr>
+          <w:vertAlign w:val="superscript"/>
+        </w:rPr>
+        <w:t>μρ</w:t>
+      </w:r>
+      <w:r>
+        <w:t>g</w:t>
+      </w:r>
+      <w:r>
+        <w:rPr>
+          <w:vertAlign w:val="superscript"/>
+        </w:rPr>
+        <w:t>νσ</w:t>
+      </w:r>
+      <w:r>
+        <w:t>+g</w:t>
+      </w:r>
+      <w:r>
+        <w:rPr>
+          <w:vertAlign w:val="superscript"/>
+        </w:rPr>
+        <w:t>μσ</w:t>
+      </w:r>
+      <w:r>
+        <w:t>g</w:t>
+      </w:r>
+      <w:r>
+        <w:rPr>
+          <w:vertAlign w:val="superscript"/>
+        </w:rPr>
+        <w:t>νρ</w:t>
+      </w:r>
+      <w:r>
+        <w:t>) = 4(g</w:t>
+      </w:r>
+      <w:r>
+        <w:rPr>
+          <w:vertAlign w:val="superscript"/>
+        </w:rPr>
+        <w:t>μν</w:t>
+      </w:r>
+      <w:r>
+        <w:t>a</w:t>
+      </w:r>
+      <w:r>
+        <w:rPr>
+          <w:vertAlign w:val="superscript"/>
+        </w:rPr>
+        <w:t>ρ</w:t>
+      </w:r>
+      <w:r>
+        <w:t>−g</w:t>
+      </w:r>
+      <w:r>
+        <w:rPr>
+          <w:vertAlign w:val="superscript"/>
+        </w:rPr>
+        <w:t>μρ</w:t>
+      </w:r>
+      <w:r>
+        <w:t>a</w:t>
+      </w:r>
+      <w:r>
+        <w:rPr>
+          <w:vertAlign w:val="superscript"/>
+        </w:rPr>
+        <w:t>ν</w:t>
+      </w:r>
+      <w:r>
+        <w:t>+g</w:t>
+      </w:r>
+      <w:r>
+        <w:rPr>
+          <w:vertAlign w:val="superscript"/>
+        </w:rPr>
+        <w:t>νρ</w:t>
+      </w:r>
+      <w:r>
+        <w:t>a</w:t>
+      </w:r>
+      <w:r>
+        <w:rPr>
+          <w:vertAlign w:val="superscript"/>
+        </w:rPr>
+        <w:t>μ</w:t>
+      </w:r>
+      <w:r>
+        <w:t>), using g</w:t>
+      </w:r>
+      <w:r>
+        <w:rPr>
+          <w:vertAlign w:val="superscript"/>
+        </w:rPr>
+        <w:t>ρσ</w:t>
+      </w:r>
+      <w:r>
+        <w:t>a</w:t>
+      </w:r>
+      <w:r>
+        <w:rPr>
+          <w:vertAlign w:val="subscript"/>
+        </w:rPr>
+        <w:t>σ</w:t>
+      </w:r>
+      <w:r>
+        <w:t>=a</w:t>
+      </w:r>
+      <w:r>
+        <w:rPr>
+          <w:vertAlign w:val="superscript"/>
+        </w:rPr>
+        <w:t>ρ</w:t>
+      </w:r>
+      <w:r>
+        <w:t xml:space="preserve"> and similarly for the other terms; this trace, containing four gamma-type factors in total (three explicit plus one slashed vector), is even, so the odd-trace vanishing rule of Section 2.2 does not apply, and the nonzero result above is the correct evaluation.</w:t>
       </w:r>
     </w:p>
     <w:p>
@@ -4080,7 +8748,43 @@
         <w:pStyle w:val="ListBullet"/>
       </w:pPr>
       <w:r>
-        <w:t>I can derive γ_μγ^μ=4 and γ_μa̸γ^μ=−2a̸ from the Clifford algebra without consulting a reference.</w:t>
+        <w:t>I can derive γ</w:t>
+      </w:r>
+      <w:r>
+        <w:rPr>
+          <w:vertAlign w:val="subscript"/>
+        </w:rPr>
+        <w:t>μ</w:t>
+      </w:r>
+      <w:r>
+        <w:t>γ</w:t>
+      </w:r>
+      <w:r>
+        <w:rPr>
+          <w:vertAlign w:val="superscript"/>
+        </w:rPr>
+        <w:t>μ</w:t>
+      </w:r>
+      <w:r>
+        <w:t>=4 and γ</w:t>
+      </w:r>
+      <w:r>
+        <w:rPr>
+          <w:vertAlign w:val="subscript"/>
+        </w:rPr>
+        <w:t>μ</w:t>
+      </w:r>
+      <w:r>
+        <w:t>a̸γ</w:t>
+      </w:r>
+      <w:r>
+        <w:rPr>
+          <w:vertAlign w:val="superscript"/>
+        </w:rPr>
+        <w:t>μ</w:t>
+      </w:r>
+      <w:r>
+        <w:t>=−2a̸ from the Clifford algebra without consulting a reference.</w:t>
       </w:r>
     </w:p>
     <w:p>
@@ -4088,7 +8792,34 @@
         <w:pStyle w:val="ListBullet"/>
       </w:pPr>
       <w:r>
-        <w:t>I can state and use Tr[γ^μγ^ν]=4g^μν and Tr[a̸b̸]=4a·b.</w:t>
+        <w:t>I can state and use Tr[γ</w:t>
+      </w:r>
+      <w:r>
+        <w:rPr>
+          <w:vertAlign w:val="superscript"/>
+        </w:rPr>
+        <w:t>μ</w:t>
+      </w:r>
+      <w:r>
+        <w:t>γ</w:t>
+      </w:r>
+      <w:r>
+        <w:rPr>
+          <w:vertAlign w:val="superscript"/>
+        </w:rPr>
+        <w:t>ν</w:t>
+      </w:r>
+      <w:r>
+        <w:t>]=4g</w:t>
+      </w:r>
+      <w:r>
+        <w:rPr>
+          <w:vertAlign w:val="superscript"/>
+        </w:rPr>
+        <w:t>μν</w:t>
+      </w:r>
+      <w:r>
+        <w:t xml:space="preserve"> and Tr[a̸b̸]=4a·b.</w:t>
       </w:r>
     </w:p>
     <w:p>
@@ -4112,7 +8843,16 @@
         <w:pStyle w:val="ListBullet"/>
       </w:pPr>
       <w:r>
-        <w:t>I can define γ⁵, verify its Hermiticity and (γ⁵)²=I, and show it anticommutes with every γ^μ.</w:t>
+        <w:t>I can define γ⁵, verify its Hermiticity and (γ⁵)²=I, and show it anticommutes with every γ</w:t>
+      </w:r>
+      <w:r>
+        <w:rPr>
+          <w:vertAlign w:val="superscript"/>
+        </w:rPr>
+        <w:t>μ</w:t>
+      </w:r>
+      <w:r>
+        <w:t>.</w:t>
       </w:r>
     </w:p>
     <w:p>
@@ -4120,7 +8860,25 @@
         <w:pStyle w:val="ListBullet"/>
       </w:pPr>
       <w:r>
-        <w:t>I can construct the chiral projectors P_L, P_R and verify they are orthogonal projectors summing to the identity.</w:t>
+        <w:t>I can construct the chiral projectors P</w:t>
+      </w:r>
+      <w:r>
+        <w:rPr>
+          <w:vertAlign w:val="subscript"/>
+        </w:rPr>
+        <w:t>L</w:t>
+      </w:r>
+      <w:r>
+        <w:t>, P</w:t>
+      </w:r>
+      <w:r>
+        <w:rPr>
+          <w:vertAlign w:val="subscript"/>
+        </w:rPr>
+        <w:t>R</w:t>
+      </w:r>
+      <w:r>
+        <w:t xml:space="preserve"> and verify they are orthogonal projectors summing to the identity.</w:t>
       </w:r>
     </w:p>
     <w:p>
@@ -4136,7 +8894,25 @@
         <w:pStyle w:val="ListBullet"/>
       </w:pPr>
       <w:r>
-        <w:t>I can evaluate a trace of the form Tr[(p̸₁+m)γ^μ(p̸₂+m)γ^ν] using the identities of this lesson in combination.</w:t>
+        <w:t>I can evaluate a trace of the form Tr[(p̸₁+m)γ</w:t>
+      </w:r>
+      <w:r>
+        <w:rPr>
+          <w:vertAlign w:val="superscript"/>
+        </w:rPr>
+        <w:t>μ</w:t>
+      </w:r>
+      <w:r>
+        <w:t>(p̸₂+m)γ</w:t>
+      </w:r>
+      <w:r>
+        <w:rPr>
+          <w:vertAlign w:val="superscript"/>
+        </w:rPr>
+        <w:t>ν</w:t>
+      </w:r>
+      <w:r>
+        <w:t>] using the identities of this lesson in combination.</w:t>
       </w:r>
     </w:p>
     <w:p>
@@ -4188,7 +8964,7 @@
         <w:color w:val="5A5A5A"/>
         <w:sz w:val="16"/>
       </w:rPr>
-      <w:t>QED Course   Lesson 21</w:t>
+      <w:t>A QED Course   Lesson 21</w:t>
     </w:r>
   </w:p>
 </w:hdr>
